--- a/Тестовая документация/Тестовая_документация_Управление_стримами_и_командами.docx
+++ b/Тестовая документация/Тестовая_документация_Управление_стримами_и_командами.docx
@@ -15,7 +15,7 @@
         <w:rPr>
           <w:i/>
         </w:rPr>
-        <w:t>Управление стримами и командами · v2.3.0 · 29.10.2026</w:t>
+        <w:t>Управление стримами и командами · v2.4.0 · 29.10.2026</w:t>
       </w:r>
     </w:p>
     <w:p>
@@ -1045,7 +1045,7 @@
     </w:p>
     <w:p>
       <w:r>
-        <w:t>Всего автоматизированных проверок: 64 (frontend e2e: 50 + smoke по всем разделам; backend: 11; analytics: 3). Все кейсы автоматизированы и входят в регрессию `make test`.</w:t>
+        <w:t>Всего автоматизированных проверок: 65 (frontend e2e: 51 + smoke по всем разделам; backend: 11; analytics: 3). Все кейсы автоматизированы и входят в регрессию `make test`.</w:t>
       </w:r>
     </w:p>
     <w:p>
@@ -3212,6 +3212,48 @@
           <w:p>
             <w:r>
               <w:t>feature kanban, System Demo agenda, burn-up charts</w:t>
+            </w:r>
+          </w:p>
+        </w:tc>
+        <w:tc>
+          <w:tcPr>
+            <w:tcW w:type="dxa" w:w="2160"/>
+          </w:tcPr>
+          <w:p>
+            <w:r>
+              <w:t>e2e: run_e2e.py</w:t>
+            </w:r>
+          </w:p>
+        </w:tc>
+      </w:tr>
+      <w:tr>
+        <w:tc>
+          <w:tcPr>
+            <w:tcW w:type="dxa" w:w="2160"/>
+          </w:tcPr>
+          <w:p>
+            <w:r>
+              <w:t>TC-F050</w:t>
+            </w:r>
+          </w:p>
+        </w:tc>
+        <w:tc>
+          <w:tcPr>
+            <w:tcW w:type="dxa" w:w="2160"/>
+          </w:tcPr>
+          <w:p>
+            <w:r>
+              <w:t>stream dashboard</w:t>
+            </w:r>
+          </w:p>
+        </w:tc>
+        <w:tc>
+          <w:tcPr>
+            <w:tcW w:type="dxa" w:w="2160"/>
+          </w:tcPr>
+          <w:p>
+            <w:r>
+              <w:t>aggregates, alerts, tabs, matrix/cards, panel, snapshots</w:t>
             </w:r>
           </w:p>
         </w:tc>
@@ -4080,7 +4122,7 @@
           </w:tcPr>
           <w:p>
             <w:r>
-              <w:t>Обзор стрима, Фичи стрима, PI стрима, Риски ROAM, Scrum of Scrums, System Demo</w:t>
+              <w:t>Дашборд стрима, Фичи стрима, PI стрима, Риски ROAM, Scrum of Scrums, System Demo</w:t>
             </w:r>
           </w:p>
         </w:tc>
@@ -4561,7 +4603,7 @@
         <w:rPr>
           <w:i/>
         </w:rPr>
-        <w:t>Сгенерировано из набора тестов приложения «Управление стримами и командами» v2.3.0 (29.10.2026). Публикуется и обновляется при каждом релизе.</w:t>
+        <w:t>Сгенерировано из набора тестов приложения «Управление стримами и командами» v2.4.0 (29.10.2026). Публикуется и обновляется при каждом релизе.</w:t>
       </w:r>
     </w:p>
     <w:sectPr>

--- a/Тестовая документация/Тестовая_документация_Управление_стримами_и_командами.docx
+++ b/Тестовая документация/Тестовая_документация_Управление_стримами_и_командами.docx
@@ -15,7 +15,7 @@
         <w:rPr>
           <w:i/>
         </w:rPr>
-        <w:t>Управление стримами и командами · v2.4.0 · 29.10.2026</w:t>
+        <w:t>Управление стримами и командами · v2.5.0 · 29.10.2026</w:t>
       </w:r>
     </w:p>
     <w:p>
@@ -1045,7 +1045,7 @@
     </w:p>
     <w:p>
       <w:r>
-        <w:t>Всего автоматизированных проверок: 65 (frontend e2e: 51 + smoke по всем разделам; backend: 11; analytics: 3). Все кейсы автоматизированы и входят в регрессию `make test`.</w:t>
+        <w:t>Всего автоматизированных проверок: 67 (frontend e2e: 52 + smoke по всем разделам; backend: 12; analytics: 3). Все кейсы автоматизированы и входят в регрессию `make test`.</w:t>
       </w:r>
     </w:p>
     <w:p>
@@ -1153,7 +1153,7 @@
           </w:tcPr>
           <w:p>
             <w:r>
-              <w:t>Рендер каждого из 63 разделов NAV без ошибок консоли</w:t>
+              <w:t>Рендер каждого из 64 разделов NAV без ошибок консоли</w:t>
             </w:r>
           </w:p>
         </w:tc>
@@ -3254,6 +3254,48 @@
           <w:p>
             <w:r>
               <w:t>aggregates, alerts, tabs, matrix/cards, panel, snapshots</w:t>
+            </w:r>
+          </w:p>
+        </w:tc>
+        <w:tc>
+          <w:tcPr>
+            <w:tcW w:type="dxa" w:w="2160"/>
+          </w:tcPr>
+          <w:p>
+            <w:r>
+              <w:t>e2e: run_e2e.py</w:t>
+            </w:r>
+          </w:p>
+        </w:tc>
+      </w:tr>
+      <w:tr>
+        <w:tc>
+          <w:tcPr>
+            <w:tcW w:type="dxa" w:w="2160"/>
+          </w:tcPr>
+          <w:p>
+            <w:r>
+              <w:t>TC-F051</w:t>
+            </w:r>
+          </w:p>
+        </w:tc>
+        <w:tc>
+          <w:tcPr>
+            <w:tcW w:type="dxa" w:w="2160"/>
+          </w:tcPr>
+          <w:p>
+            <w:r>
+              <w:t>stream maturity</w:t>
+            </w:r>
+          </w:p>
+        </w:tc>
+        <w:tc>
+          <w:tcPr>
+            <w:tcW w:type="dxa" w:w="2160"/>
+          </w:tcPr>
+          <w:p>
+            <w:r>
+              <w:t>votes, RTE final, indicators, mismatch, config, improvements</w:t>
             </w:r>
           </w:p>
         </w:tc>
@@ -3700,27 +3742,27 @@
           </w:tcPr>
           <w:p>
             <w:r>
-              <w:t>OrgTenancyTest</w:t>
-            </w:r>
-          </w:p>
-        </w:tc>
-        <w:tc>
-          <w:tcPr>
-            <w:tcW w:type="dxa" w:w="2160"/>
-          </w:tcPr>
-          <w:p>
-            <w:r>
-              <w:t>streams teams isolation and roles</w:t>
-            </w:r>
-          </w:p>
-        </w:tc>
-        <w:tc>
-          <w:tcPr>
-            <w:tcW w:type="dxa" w:w="2160"/>
-          </w:tcPr>
-          <w:p>
-            <w:r>
-              <w:t>streamsTeamsIsolationAndRoles()</w:t>
+              <w:t>MaturityVoteTest</w:t>
+            </w:r>
+          </w:p>
+        </w:tc>
+        <w:tc>
+          <w:tcPr>
+            <w:tcW w:type="dxa" w:w="2160"/>
+          </w:tcPr>
+          <w:p>
+            <w:r>
+              <w:t>team members vote for their team only</w:t>
+            </w:r>
+          </w:p>
+        </w:tc>
+        <w:tc>
+          <w:tcPr>
+            <w:tcW w:type="dxa" w:w="2160"/>
+          </w:tcPr>
+          <w:p>
+            <w:r>
+              <w:t>teamMembersVoteForTheirTeamOnly()</w:t>
             </w:r>
           </w:p>
         </w:tc>
@@ -3742,27 +3784,27 @@
           </w:tcPr>
           <w:p>
             <w:r>
-              <w:t>StateRoundTripTest</w:t>
-            </w:r>
-          </w:p>
-        </w:tc>
-        <w:tc>
-          <w:tcPr>
-            <w:tcW w:type="dxa" w:w="2160"/>
-          </w:tcPr>
-          <w:p>
-            <w:r>
-              <w:t>Снимок состояния: round-trip всех коллекций через PUT/GET /api/state и оптимистичная блокировка версией (app_meta)</w:t>
-            </w:r>
-          </w:p>
-        </w:tc>
-        <w:tc>
-          <w:tcPr>
-            <w:tcW w:type="dxa" w:w="2160"/>
-          </w:tcPr>
-          <w:p>
-            <w:r>
-              <w:t>stateRoundTripAndVersioning()</w:t>
+              <w:t>OrgTenancyTest</w:t>
+            </w:r>
+          </w:p>
+        </w:tc>
+        <w:tc>
+          <w:tcPr>
+            <w:tcW w:type="dxa" w:w="2160"/>
+          </w:tcPr>
+          <w:p>
+            <w:r>
+              <w:t>streams teams isolation and roles</w:t>
+            </w:r>
+          </w:p>
+        </w:tc>
+        <w:tc>
+          <w:tcPr>
+            <w:tcW w:type="dxa" w:w="2160"/>
+          </w:tcPr>
+          <w:p>
+            <w:r>
+              <w:t>streamsTeamsIsolationAndRoles()</w:t>
             </w:r>
           </w:p>
         </w:tc>
@@ -3775,6 +3817,48 @@
           <w:p>
             <w:r>
               <w:t>TC-B011</w:t>
+            </w:r>
+          </w:p>
+        </w:tc>
+        <w:tc>
+          <w:tcPr>
+            <w:tcW w:type="dxa" w:w="2160"/>
+          </w:tcPr>
+          <w:p>
+            <w:r>
+              <w:t>StateRoundTripTest</w:t>
+            </w:r>
+          </w:p>
+        </w:tc>
+        <w:tc>
+          <w:tcPr>
+            <w:tcW w:type="dxa" w:w="2160"/>
+          </w:tcPr>
+          <w:p>
+            <w:r>
+              <w:t>Снимок состояния: round-trip всех коллекций через PUT/GET /api/state и оптимистичная блокировка версией (app_meta)</w:t>
+            </w:r>
+          </w:p>
+        </w:tc>
+        <w:tc>
+          <w:tcPr>
+            <w:tcW w:type="dxa" w:w="2160"/>
+          </w:tcPr>
+          <w:p>
+            <w:r>
+              <w:t>stateRoundTripAndVersioning()</w:t>
+            </w:r>
+          </w:p>
+        </w:tc>
+      </w:tr>
+      <w:tr>
+        <w:tc>
+          <w:tcPr>
+            <w:tcW w:type="dxa" w:w="2160"/>
+          </w:tcPr>
+          <w:p>
+            <w:r>
+              <w:t>TC-B012</w:t>
             </w:r>
           </w:p>
         </w:tc>
@@ -4112,17 +4196,17 @@
           </w:tcPr>
           <w:p>
             <w:r>
-              <w:t>6</w:t>
-            </w:r>
-          </w:p>
-        </w:tc>
-        <w:tc>
-          <w:tcPr>
-            <w:tcW w:type="dxa" w:w="2160"/>
-          </w:tcPr>
-          <w:p>
-            <w:r>
-              <w:t>Дашборд стрима, Фичи стрима, PI стрима, Риски ROAM, Scrum of Scrums, System Demo</w:t>
+              <w:t>7</w:t>
+            </w:r>
+          </w:p>
+        </w:tc>
+        <w:tc>
+          <w:tcPr>
+            <w:tcW w:type="dxa" w:w="2160"/>
+          </w:tcPr>
+          <w:p>
+            <w:r>
+              <w:t>Дашборд стрима, Фичи стрима, PI стрима, Риски ROAM, Scrum of Scrums, System Demo, Зрелость стрима</w:t>
             </w:r>
           </w:p>
         </w:tc>
@@ -4603,7 +4687,7 @@
         <w:rPr>
           <w:i/>
         </w:rPr>
-        <w:t>Сгенерировано из набора тестов приложения «Управление стримами и командами» v2.4.0 (29.10.2026). Публикуется и обновляется при каждом релизе.</w:t>
+        <w:t>Сгенерировано из набора тестов приложения «Управление стримами и командами» v2.5.0 (29.10.2026). Публикуется и обновляется при каждом релизе.</w:t>
       </w:r>
     </w:p>
     <w:sectPr>

--- a/Тестовая документация/Тестовая_документация_Управление_стримами_и_командами.docx
+++ b/Тестовая документация/Тестовая_документация_Управление_стримами_и_командами.docx
@@ -15,7 +15,7 @@
         <w:rPr>
           <w:i/>
         </w:rPr>
-        <w:t>Управление стримами и командами · v2.5.0 · 29.10.2026</w:t>
+        <w:t>Управление стримами и командами · v2.6.0 · 29.10.2026</w:t>
       </w:r>
     </w:p>
     <w:p>
@@ -1045,7 +1045,7 @@
     </w:p>
     <w:p>
       <w:r>
-        <w:t>Всего автоматизированных проверок: 67 (frontend e2e: 52 + smoke по всем разделам; backend: 12; analytics: 3). Все кейсы автоматизированы и входят в регрессию `make test`.</w:t>
+        <w:t>Всего автоматизированных проверок: 69 (frontend e2e: 54 + smoke по всем разделам; backend: 12; analytics: 3). Все кейсы автоматизированы и входят в регрессию `make test`.</w:t>
       </w:r>
     </w:p>
     <w:p>
@@ -1153,7 +1153,7 @@
           </w:tcPr>
           <w:p>
             <w:r>
-              <w:t>Рендер каждого из 64 разделов NAV без ошибок консоли</w:t>
+              <w:t>Рендер каждого из 65 разделов NAV без ошибок консоли</w:t>
             </w:r>
           </w:p>
         </w:tc>
@@ -3296,6 +3296,90 @@
           <w:p>
             <w:r>
               <w:t>votes, RTE final, indicators, mismatch, config, improvements</w:t>
+            </w:r>
+          </w:p>
+        </w:tc>
+        <w:tc>
+          <w:tcPr>
+            <w:tcW w:type="dxa" w:w="2160"/>
+          </w:tcPr>
+          <w:p>
+            <w:r>
+              <w:t>e2e: run_e2e.py</w:t>
+            </w:r>
+          </w:p>
+        </w:tc>
+      </w:tr>
+      <w:tr>
+        <w:tc>
+          <w:tcPr>
+            <w:tcW w:type="dxa" w:w="2160"/>
+          </w:tcPr>
+          <w:p>
+            <w:r>
+              <w:t>TC-F052</w:t>
+            </w:r>
+          </w:p>
+        </w:tc>
+        <w:tc>
+          <w:tcPr>
+            <w:tcW w:type="dxa" w:w="2160"/>
+          </w:tcPr>
+          <w:p>
+            <w:r>
+              <w:t>ergonomics</w:t>
+            </w:r>
+          </w:p>
+        </w:tc>
+        <w:tc>
+          <w:tcPr>
+            <w:tcW w:type="dxa" w:w="2160"/>
+          </w:tcPr>
+          <w:p>
+            <w:r>
+              <w:t>lazy views, compact nav levels/hubs/tabs/search, quick create</w:t>
+            </w:r>
+          </w:p>
+        </w:tc>
+        <w:tc>
+          <w:tcPr>
+            <w:tcW w:type="dxa" w:w="2160"/>
+          </w:tcPr>
+          <w:p>
+            <w:r>
+              <w:t>e2e: run_e2e.py</w:t>
+            </w:r>
+          </w:p>
+        </w:tc>
+      </w:tr>
+      <w:tr>
+        <w:tc>
+          <w:tcPr>
+            <w:tcW w:type="dxa" w:w="2160"/>
+          </w:tcPr>
+          <w:p>
+            <w:r>
+              <w:t>TC-F053</w:t>
+            </w:r>
+          </w:p>
+        </w:tc>
+        <w:tc>
+          <w:tcPr>
+            <w:tcW w:type="dxa" w:w="2160"/>
+          </w:tcPr>
+          <w:p>
+            <w:r>
+              <w:t>scenarios</w:t>
+            </w:r>
+          </w:p>
+        </w:tc>
+        <w:tc>
+          <w:tcPr>
+            <w:tcW w:type="dxa" w:w="2160"/>
+          </w:tcPr>
+          <w:p>
+            <w:r>
+              <w:t>my day, first steps, new stream wizard</w:t>
             </w:r>
           </w:p>
         </w:tc>
@@ -4154,17 +4238,17 @@
           </w:tcPr>
           <w:p>
             <w:r>
-              <w:t>4</w:t>
-            </w:r>
-          </w:p>
-        </w:tc>
-        <w:tc>
-          <w:tcPr>
-            <w:tcW w:type="dxa" w:w="2160"/>
-          </w:tcPr>
-          <w:p>
-            <w:r>
-              <w:t>Стримы и команды, Дашборд, Статус-отчёт, Портфель</w:t>
+              <w:t>5</w:t>
+            </w:r>
+          </w:p>
+        </w:tc>
+        <w:tc>
+          <w:tcPr>
+            <w:tcW w:type="dxa" w:w="2160"/>
+          </w:tcPr>
+          <w:p>
+            <w:r>
+              <w:t>Мой день, Стримы и команды, Дашборд, Статус-отчёт, Портфель</w:t>
             </w:r>
           </w:p>
         </w:tc>
@@ -4687,7 +4771,7 @@
         <w:rPr>
           <w:i/>
         </w:rPr>
-        <w:t>Сгенерировано из набора тестов приложения «Управление стримами и командами» v2.5.0 (29.10.2026). Публикуется и обновляется при каждом релизе.</w:t>
+        <w:t>Сгенерировано из набора тестов приложения «Управление стримами и командами» v2.6.0 (29.10.2026). Публикуется и обновляется при каждом релизе.</w:t>
       </w:r>
     </w:p>
     <w:sectPr>

--- a/Тестовая документация/Тестовая_документация_Управление_стримами_и_командами.docx
+++ b/Тестовая документация/Тестовая_документация_Управление_стримами_и_командами.docx
@@ -15,7 +15,7 @@
         <w:rPr>
           <w:i/>
         </w:rPr>
-        <w:t>Управление стримами и командами · v2.6.0 · 29.10.2026</w:t>
+        <w:t>Управление стримами и командами · v2.7.0 · 29.10.2026</w:t>
       </w:r>
     </w:p>
     <w:p>
@@ -1045,7 +1045,7 @@
     </w:p>
     <w:p>
       <w:r>
-        <w:t>Всего автоматизированных проверок: 69 (frontend e2e: 54 + smoke по всем разделам; backend: 12; analytics: 3). Все кейсы автоматизированы и входят в регрессию `make test`.</w:t>
+        <w:t>Всего автоматизированных проверок: 71 (frontend e2e: 55 + smoke по всем разделам; backend: 13; analytics: 3). Все кейсы автоматизированы и входят в регрессию `make test`.</w:t>
       </w:r>
     </w:p>
     <w:p>
@@ -3394,6 +3394,48 @@
           </w:p>
         </w:tc>
       </w:tr>
+      <w:tr>
+        <w:tc>
+          <w:tcPr>
+            <w:tcW w:type="dxa" w:w="2160"/>
+          </w:tcPr>
+          <w:p>
+            <w:r>
+              <w:t>TC-F054</w:t>
+            </w:r>
+          </w:p>
+        </w:tc>
+        <w:tc>
+          <w:tcPr>
+            <w:tcW w:type="dxa" w:w="2160"/>
+          </w:tcPr>
+          <w:p>
+            <w:r>
+              <w:t>stream roles</w:t>
+            </w:r>
+          </w:p>
+        </w:tc>
+        <w:tc>
+          <w:tcPr>
+            <w:tcW w:type="dxa" w:w="2160"/>
+          </w:tcPr>
+          <w:p>
+            <w:r>
+              <w:t>management team positions, dashboard, maturity, Excel, wizard</w:t>
+            </w:r>
+          </w:p>
+        </w:tc>
+        <w:tc>
+          <w:tcPr>
+            <w:tcW w:type="dxa" w:w="2160"/>
+          </w:tcPr>
+          <w:p>
+            <w:r>
+              <w:t>e2e: run_e2e.py</w:t>
+            </w:r>
+          </w:p>
+        </w:tc>
+      </w:tr>
     </w:tbl>
     <w:p>
       <w:pPr>
@@ -3973,6 +4015,48 @@
           <w:p>
             <w:r>
               <w:t>versionedStreamDocumentWithStreamRoles()</w:t>
+            </w:r>
+          </w:p>
+        </w:tc>
+      </w:tr>
+      <w:tr>
+        <w:tc>
+          <w:tcPr>
+            <w:tcW w:type="dxa" w:w="2160"/>
+          </w:tcPr>
+          <w:p>
+            <w:r>
+              <w:t>TC-B013</w:t>
+            </w:r>
+          </w:p>
+        </w:tc>
+        <w:tc>
+          <w:tcPr>
+            <w:tcW w:type="dxa" w:w="2160"/>
+          </w:tcPr>
+          <w:p>
+            <w:r>
+              <w:t>StreamPositionsTest</w:t>
+            </w:r>
+          </w:p>
+        </w:tc>
+        <w:tc>
+          <w:tcPr>
+            <w:tcW w:type="dxa" w:w="2160"/>
+          </w:tcPr>
+          <w:p>
+            <w:r>
+              <w:t>management team positions and rights</w:t>
+            </w:r>
+          </w:p>
+        </w:tc>
+        <w:tc>
+          <w:tcPr>
+            <w:tcW w:type="dxa" w:w="2160"/>
+          </w:tcPr>
+          <w:p>
+            <w:r>
+              <w:t>managementTeamPositionsAndRights()</w:t>
             </w:r>
           </w:p>
         </w:tc>
@@ -4771,7 +4855,7 @@
         <w:rPr>
           <w:i/>
         </w:rPr>
-        <w:t>Сгенерировано из набора тестов приложения «Управление стримами и командами» v2.6.0 (29.10.2026). Публикуется и обновляется при каждом релизе.</w:t>
+        <w:t>Сгенерировано из набора тестов приложения «Управление стримами и командами» v2.7.0 (29.10.2026). Публикуется и обновляется при каждом релизе.</w:t>
       </w:r>
     </w:p>
     <w:sectPr>

--- a/Тестовая документация/Тестовая_документация_Управление_стримами_и_командами.docx
+++ b/Тестовая документация/Тестовая_документация_Управление_стримами_и_командами.docx
@@ -15,7 +15,7 @@
         <w:rPr>
           <w:i/>
         </w:rPr>
-        <w:t>Управление стримами и командами · v2.7.0 · 29.10.2026</w:t>
+        <w:t>Управление стримами и командами · v2.8.0 · 29.10.2026</w:t>
       </w:r>
     </w:p>
     <w:p>
@@ -1045,7 +1045,7 @@
     </w:p>
     <w:p>
       <w:r>
-        <w:t>Всего автоматизированных проверок: 71 (frontend e2e: 55 + smoke по всем разделам; backend: 13; analytics: 3). Все кейсы автоматизированы и входят в регрессию `make test`.</w:t>
+        <w:t>Всего автоматизированных проверок: 74 (frontend e2e: 56 + smoke по всем разделам; backend: 15; analytics: 3). Все кейсы автоматизированы и входят в регрессию `make test`.</w:t>
       </w:r>
     </w:p>
     <w:p>
@@ -1153,7 +1153,7 @@
           </w:tcPr>
           <w:p>
             <w:r>
-              <w:t>Рендер каждого из 65 разделов NAV без ошибок консоли</w:t>
+              <w:t>Рендер каждого из 66 разделов NAV без ошибок консоли</w:t>
             </w:r>
           </w:p>
         </w:tc>
@@ -3402,6 +3402,48 @@
           <w:p>
             <w:r>
               <w:t>TC-F054</w:t>
+            </w:r>
+          </w:p>
+        </w:tc>
+        <w:tc>
+          <w:tcPr>
+            <w:tcW w:type="dxa" w:w="2160"/>
+          </w:tcPr>
+          <w:p>
+            <w:r>
+              <w:t>profile</w:t>
+            </w:r>
+          </w:p>
+        </w:tc>
+        <w:tc>
+          <w:tcPr>
+            <w:tcW w:type="dxa" w:w="2160"/>
+          </w:tcPr>
+          <w:p>
+            <w:r>
+              <w:t>who am I, my work/time, mentions, settings, server binding &amp; own password</w:t>
+            </w:r>
+          </w:p>
+        </w:tc>
+        <w:tc>
+          <w:tcPr>
+            <w:tcW w:type="dxa" w:w="2160"/>
+          </w:tcPr>
+          <w:p>
+            <w:r>
+              <w:t>e2e: run_e2e.py</w:t>
+            </w:r>
+          </w:p>
+        </w:tc>
+      </w:tr>
+      <w:tr>
+        <w:tc>
+          <w:tcPr>
+            <w:tcW w:type="dxa" w:w="2160"/>
+          </w:tcPr>
+          <w:p>
+            <w:r>
+              <w:t>TC-F055</w:t>
             </w:r>
           </w:p>
         </w:tc>
@@ -3952,27 +3994,27 @@
           </w:tcPr>
           <w:p>
             <w:r>
-              <w:t>StateRoundTripTest</w:t>
-            </w:r>
-          </w:p>
-        </w:tc>
-        <w:tc>
-          <w:tcPr>
-            <w:tcW w:type="dxa" w:w="2160"/>
-          </w:tcPr>
-          <w:p>
-            <w:r>
-              <w:t>Снимок состояния: round-trip всех коллекций через PUT/GET /api/state и оптимистичная блокировка версией (app_meta)</w:t>
-            </w:r>
-          </w:p>
-        </w:tc>
-        <w:tc>
-          <w:tcPr>
-            <w:tcW w:type="dxa" w:w="2160"/>
-          </w:tcPr>
-          <w:p>
-            <w:r>
-              <w:t>stateRoundTripAndVersioning()</w:t>
+              <w:t>ProfileTest</w:t>
+            </w:r>
+          </w:p>
+        </w:tc>
+        <w:tc>
+          <w:tcPr>
+            <w:tcW w:type="dxa" w:w="2160"/>
+          </w:tcPr>
+          <w:p>
+            <w:r>
+              <w:t>member binding for any role</w:t>
+            </w:r>
+          </w:p>
+        </w:tc>
+        <w:tc>
+          <w:tcPr>
+            <w:tcW w:type="dxa" w:w="2160"/>
+          </w:tcPr>
+          <w:p>
+            <w:r>
+              <w:t>memberBindingForAnyRole()</w:t>
             </w:r>
           </w:p>
         </w:tc>
@@ -3994,27 +4036,27 @@
           </w:tcPr>
           <w:p>
             <w:r>
-              <w:t>StreamDocTest</w:t>
-            </w:r>
-          </w:p>
-        </w:tc>
-        <w:tc>
-          <w:tcPr>
-            <w:tcW w:type="dxa" w:w="2160"/>
-          </w:tcPr>
-          <w:p>
-            <w:r>
-              <w:t>versioned stream document with stream roles</w:t>
-            </w:r>
-          </w:p>
-        </w:tc>
-        <w:tc>
-          <w:tcPr>
-            <w:tcW w:type="dxa" w:w="2160"/>
-          </w:tcPr>
-          <w:p>
-            <w:r>
-              <w:t>versionedStreamDocumentWithStreamRoles()</w:t>
+              <w:t>ProfileTest</w:t>
+            </w:r>
+          </w:p>
+        </w:tc>
+        <w:tc>
+          <w:tcPr>
+            <w:tcW w:type="dxa" w:w="2160"/>
+          </w:tcPr>
+          <w:p>
+            <w:r>
+              <w:t>own password change</w:t>
+            </w:r>
+          </w:p>
+        </w:tc>
+        <w:tc>
+          <w:tcPr>
+            <w:tcW w:type="dxa" w:w="2160"/>
+          </w:tcPr>
+          <w:p>
+            <w:r>
+              <w:t>ownPasswordChange()</w:t>
             </w:r>
           </w:p>
         </w:tc>
@@ -4027,6 +4069,90 @@
           <w:p>
             <w:r>
               <w:t>TC-B013</w:t>
+            </w:r>
+          </w:p>
+        </w:tc>
+        <w:tc>
+          <w:tcPr>
+            <w:tcW w:type="dxa" w:w="2160"/>
+          </w:tcPr>
+          <w:p>
+            <w:r>
+              <w:t>StateRoundTripTest</w:t>
+            </w:r>
+          </w:p>
+        </w:tc>
+        <w:tc>
+          <w:tcPr>
+            <w:tcW w:type="dxa" w:w="2160"/>
+          </w:tcPr>
+          <w:p>
+            <w:r>
+              <w:t>Снимок состояния: round-trip всех коллекций через PUT/GET /api/state и оптимистичная блокировка версией (app_meta)</w:t>
+            </w:r>
+          </w:p>
+        </w:tc>
+        <w:tc>
+          <w:tcPr>
+            <w:tcW w:type="dxa" w:w="2160"/>
+          </w:tcPr>
+          <w:p>
+            <w:r>
+              <w:t>stateRoundTripAndVersioning()</w:t>
+            </w:r>
+          </w:p>
+        </w:tc>
+      </w:tr>
+      <w:tr>
+        <w:tc>
+          <w:tcPr>
+            <w:tcW w:type="dxa" w:w="2160"/>
+          </w:tcPr>
+          <w:p>
+            <w:r>
+              <w:t>TC-B014</w:t>
+            </w:r>
+          </w:p>
+        </w:tc>
+        <w:tc>
+          <w:tcPr>
+            <w:tcW w:type="dxa" w:w="2160"/>
+          </w:tcPr>
+          <w:p>
+            <w:r>
+              <w:t>StreamDocTest</w:t>
+            </w:r>
+          </w:p>
+        </w:tc>
+        <w:tc>
+          <w:tcPr>
+            <w:tcW w:type="dxa" w:w="2160"/>
+          </w:tcPr>
+          <w:p>
+            <w:r>
+              <w:t>versioned stream document with stream roles</w:t>
+            </w:r>
+          </w:p>
+        </w:tc>
+        <w:tc>
+          <w:tcPr>
+            <w:tcW w:type="dxa" w:w="2160"/>
+          </w:tcPr>
+          <w:p>
+            <w:r>
+              <w:t>versionedStreamDocumentWithStreamRoles()</w:t>
+            </w:r>
+          </w:p>
+        </w:tc>
+      </w:tr>
+      <w:tr>
+        <w:tc>
+          <w:tcPr>
+            <w:tcW w:type="dxa" w:w="2160"/>
+          </w:tcPr>
+          <w:p>
+            <w:r>
+              <w:t>TC-B015</w:t>
             </w:r>
           </w:p>
         </w:tc>
@@ -4322,17 +4448,17 @@
           </w:tcPr>
           <w:p>
             <w:r>
-              <w:t>5</w:t>
-            </w:r>
-          </w:p>
-        </w:tc>
-        <w:tc>
-          <w:tcPr>
-            <w:tcW w:type="dxa" w:w="2160"/>
-          </w:tcPr>
-          <w:p>
-            <w:r>
-              <w:t>Мой день, Стримы и команды, Дашборд, Статус-отчёт, Портфель</w:t>
+              <w:t>6</w:t>
+            </w:r>
+          </w:p>
+        </w:tc>
+        <w:tc>
+          <w:tcPr>
+            <w:tcW w:type="dxa" w:w="2160"/>
+          </w:tcPr>
+          <w:p>
+            <w:r>
+              <w:t>Мой день, Мой профиль, Стримы и команды, Дашборд, Статус-отчёт, Портфель</w:t>
             </w:r>
           </w:p>
         </w:tc>
@@ -4855,7 +4981,7 @@
         <w:rPr>
           <w:i/>
         </w:rPr>
-        <w:t>Сгенерировано из набора тестов приложения «Управление стримами и командами» v2.7.0 (29.10.2026). Публикуется и обновляется при каждом релизе.</w:t>
+        <w:t>Сгенерировано из набора тестов приложения «Управление стримами и командами» v2.8.0 (29.10.2026). Публикуется и обновляется при каждом релизе.</w:t>
       </w:r>
     </w:p>
     <w:sectPr>

--- a/Тестовая документация/Тестовая_документация_Управление_стримами_и_командами.docx
+++ b/Тестовая документация/Тестовая_документация_Управление_стримами_и_командами.docx
@@ -15,7 +15,7 @@
         <w:rPr>
           <w:i/>
         </w:rPr>
-        <w:t>Управление стримами и командами · v2.8.0 · 29.10.2026</w:t>
+        <w:t>Управление стримами и командами · v2.9.0 · 30.10.2026</w:t>
       </w:r>
     </w:p>
     <w:p>
@@ -1045,7 +1045,7 @@
     </w:p>
     <w:p>
       <w:r>
-        <w:t>Всего автоматизированных проверок: 74 (frontend e2e: 56 + smoke по всем разделам; backend: 15; analytics: 3). Все кейсы автоматизированы и входят в регрессию `make test`.</w:t>
+        <w:t>Всего автоматизированных проверок: 76 (frontend e2e: 58 + smoke по всем разделам; backend: 15; analytics: 3). Все кейсы автоматизированы и входят в регрессию `make test`.</w:t>
       </w:r>
     </w:p>
     <w:p>
@@ -1153,7 +1153,7 @@
           </w:tcPr>
           <w:p>
             <w:r>
-              <w:t>Рендер каждого из 66 разделов NAV без ошибок консоли</w:t>
+              <w:t>Рендер каждого из 67 разделов NAV без ошибок консоли</w:t>
             </w:r>
           </w:p>
         </w:tc>
@@ -2823,17 +2823,17 @@
           </w:tcPr>
           <w:p>
             <w:r>
-              <w:t>status-report</w:t>
-            </w:r>
-          </w:p>
-        </w:tc>
-        <w:tc>
-          <w:tcPr>
-            <w:tcW w:type="dxa" w:w="2160"/>
-          </w:tcPr>
-          <w:p>
-            <w:r>
-              <w:t>RAG summary generated from data</w:t>
+              <w:t>hgantt</w:t>
+            </w:r>
+          </w:p>
+        </w:tc>
+        <w:tc>
+          <w:tcPr>
+            <w:tcW w:type="dxa" w:w="2160"/>
+          </w:tcPr>
+          <w:p>
+            <w:r>
+              <w:t>hierarchy Gantt — levels, rollup, plan/fact, overdue, cycles, demo features</w:t>
             </w:r>
           </w:p>
         </w:tc>
@@ -2865,17 +2865,17 @@
           </w:tcPr>
           <w:p>
             <w:r>
-              <w:t>pm-registers</w:t>
-            </w:r>
-          </w:p>
-        </w:tc>
-        <w:tc>
-          <w:tcPr>
-            <w:tcW w:type="dxa" w:w="2160"/>
-          </w:tcPr>
-          <w:p>
-            <w:r>
-              <w:t>change/issues/stakeholders/... + portfolio snapshot</w:t>
+              <w:t>status-report</w:t>
+            </w:r>
+          </w:p>
+        </w:tc>
+        <w:tc>
+          <w:tcPr>
+            <w:tcW w:type="dxa" w:w="2160"/>
+          </w:tcPr>
+          <w:p>
+            <w:r>
+              <w:t>RAG summary generated from data</w:t>
             </w:r>
           </w:p>
         </w:tc>
@@ -2907,17 +2907,17 @@
           </w:tcPr>
           <w:p>
             <w:r>
-              <w:t>health-perf</w:t>
-            </w:r>
-          </w:p>
-        </w:tc>
-        <w:tc>
-          <w:tcPr>
-            <w:tcW w:type="dxa" w:w="2160"/>
-          </w:tcPr>
-          <w:p>
-            <w:r>
-              <w:t>bus factor, DORA, aging WIP, say-do, health check</w:t>
+              <w:t>pm-registers</w:t>
+            </w:r>
+          </w:p>
+        </w:tc>
+        <w:tc>
+          <w:tcPr>
+            <w:tcW w:type="dxa" w:w="2160"/>
+          </w:tcPr>
+          <w:p>
+            <w:r>
+              <w:t>change/issues/stakeholders/... + portfolio snapshot</w:t>
             </w:r>
           </w:p>
         </w:tc>
@@ -2949,17 +2949,17 @@
           </w:tcPr>
           <w:p>
             <w:r>
-              <w:t>nav</w:t>
-            </w:r>
-          </w:p>
-        </w:tc>
-        <w:tc>
-          <w:tcPr>
-            <w:tcW w:type="dxa" w:w="2160"/>
-          </w:tcPr>
-          <w:p>
-            <w:r>
-              <w:t>unique ids, containers, regrouped blocks</w:t>
+              <w:t>health-perf</w:t>
+            </w:r>
+          </w:p>
+        </w:tc>
+        <w:tc>
+          <w:tcPr>
+            <w:tcW w:type="dxa" w:w="2160"/>
+          </w:tcPr>
+          <w:p>
+            <w:r>
+              <w:t>bus factor, DORA, aging WIP, say-do, health check</w:t>
             </w:r>
           </w:p>
         </w:tc>
@@ -2991,17 +2991,17 @@
           </w:tcPr>
           <w:p>
             <w:r>
-              <w:t>org</w:t>
-            </w:r>
-          </w:p>
-        </w:tc>
-        <w:tc>
-          <w:tcPr>
-            <w:tcW w:type="dxa" w:w="2160"/>
-          </w:tcPr>
-          <w:p>
-            <w:r>
-              <w:t>streams &amp; teams — isolation, templates, switching, context</w:t>
+              <w:t>nav</w:t>
+            </w:r>
+          </w:p>
+        </w:tc>
+        <w:tc>
+          <w:tcPr>
+            <w:tcW w:type="dxa" w:w="2160"/>
+          </w:tcPr>
+          <w:p>
+            <w:r>
+              <w:t>unique ids, containers, regrouped blocks</w:t>
             </w:r>
           </w:p>
         </w:tc>
@@ -3043,7 +3043,7 @@
           </w:tcPr>
           <w:p>
             <w:r>
-              <w:t>import a team from JSON export</w:t>
+              <w:t>streams &amp; teams — isolation, templates, switching, context</w:t>
             </w:r>
           </w:p>
         </w:tc>
@@ -3085,7 +3085,7 @@
           </w:tcPr>
           <w:p>
             <w:r>
-              <w:t>header switcher lists teams and switches</w:t>
+              <w:t>import a team from JSON export</w:t>
             </w:r>
           </w:p>
         </w:tc>
@@ -3127,7 +3127,7 @@
           </w:tcPr>
           <w:p>
             <w:r>
-              <w:t>empty team renders every section</w:t>
+              <w:t>header switcher lists teams and switches</w:t>
             </w:r>
           </w:p>
         </w:tc>
@@ -3159,17 +3159,17 @@
           </w:tcPr>
           <w:p>
             <w:r>
-              <w:t>stream</w:t>
-            </w:r>
-          </w:p>
-        </w:tc>
-        <w:tc>
-          <w:tcPr>
-            <w:tcW w:type="dxa" w:w="2160"/>
-          </w:tcPr>
-          <w:p>
-            <w:r>
-              <w:t>aggregation, feature stories, PI board, predictability, ROAM, SoS</w:t>
+              <w:t>org</w:t>
+            </w:r>
+          </w:p>
+        </w:tc>
+        <w:tc>
+          <w:tcPr>
+            <w:tcW w:type="dxa" w:w="2160"/>
+          </w:tcPr>
+          <w:p>
+            <w:r>
+              <w:t>empty team renders every section</w:t>
             </w:r>
           </w:p>
         </w:tc>
@@ -3211,7 +3211,7 @@
           </w:tcPr>
           <w:p>
             <w:r>
-              <w:t>feature kanban, System Demo agenda, burn-up charts</w:t>
+              <w:t>aggregation, feature stories, PI board, predictability, ROAM, SoS</w:t>
             </w:r>
           </w:p>
         </w:tc>
@@ -3243,17 +3243,17 @@
           </w:tcPr>
           <w:p>
             <w:r>
-              <w:t>stream dashboard</w:t>
-            </w:r>
-          </w:p>
-        </w:tc>
-        <w:tc>
-          <w:tcPr>
-            <w:tcW w:type="dxa" w:w="2160"/>
-          </w:tcPr>
-          <w:p>
-            <w:r>
-              <w:t>aggregates, alerts, tabs, matrix/cards, panel, snapshots</w:t>
+              <w:t>stream</w:t>
+            </w:r>
+          </w:p>
+        </w:tc>
+        <w:tc>
+          <w:tcPr>
+            <w:tcW w:type="dxa" w:w="2160"/>
+          </w:tcPr>
+          <w:p>
+            <w:r>
+              <w:t>feature kanban, System Demo agenda, burn-up charts</w:t>
             </w:r>
           </w:p>
         </w:tc>
@@ -3285,17 +3285,17 @@
           </w:tcPr>
           <w:p>
             <w:r>
-              <w:t>stream maturity</w:t>
-            </w:r>
-          </w:p>
-        </w:tc>
-        <w:tc>
-          <w:tcPr>
-            <w:tcW w:type="dxa" w:w="2160"/>
-          </w:tcPr>
-          <w:p>
-            <w:r>
-              <w:t>votes, RTE final, indicators, mismatch, config, improvements</w:t>
+              <w:t>stream dashboard</w:t>
+            </w:r>
+          </w:p>
+        </w:tc>
+        <w:tc>
+          <w:tcPr>
+            <w:tcW w:type="dxa" w:w="2160"/>
+          </w:tcPr>
+          <w:p>
+            <w:r>
+              <w:t>aggregates, alerts, tabs, matrix/cards, panel, snapshots</w:t>
             </w:r>
           </w:p>
         </w:tc>
@@ -3327,17 +3327,17 @@
           </w:tcPr>
           <w:p>
             <w:r>
-              <w:t>ergonomics</w:t>
-            </w:r>
-          </w:p>
-        </w:tc>
-        <w:tc>
-          <w:tcPr>
-            <w:tcW w:type="dxa" w:w="2160"/>
-          </w:tcPr>
-          <w:p>
-            <w:r>
-              <w:t>lazy views, compact nav levels/hubs/tabs/search, quick create</w:t>
+              <w:t>stream maturity</w:t>
+            </w:r>
+          </w:p>
+        </w:tc>
+        <w:tc>
+          <w:tcPr>
+            <w:tcW w:type="dxa" w:w="2160"/>
+          </w:tcPr>
+          <w:p>
+            <w:r>
+              <w:t>votes, RTE final, indicators, mismatch, config, improvements</w:t>
             </w:r>
           </w:p>
         </w:tc>
@@ -3369,17 +3369,17 @@
           </w:tcPr>
           <w:p>
             <w:r>
-              <w:t>scenarios</w:t>
-            </w:r>
-          </w:p>
-        </w:tc>
-        <w:tc>
-          <w:tcPr>
-            <w:tcW w:type="dxa" w:w="2160"/>
-          </w:tcPr>
-          <w:p>
-            <w:r>
-              <w:t>my day, first steps, new stream wizard</w:t>
+              <w:t>ergonomics</w:t>
+            </w:r>
+          </w:p>
+        </w:tc>
+        <w:tc>
+          <w:tcPr>
+            <w:tcW w:type="dxa" w:w="2160"/>
+          </w:tcPr>
+          <w:p>
+            <w:r>
+              <w:t>lazy views, compact nav levels/hubs/tabs/search, quick create</w:t>
             </w:r>
           </w:p>
         </w:tc>
@@ -3411,17 +3411,17 @@
           </w:tcPr>
           <w:p>
             <w:r>
-              <w:t>profile</w:t>
-            </w:r>
-          </w:p>
-        </w:tc>
-        <w:tc>
-          <w:tcPr>
-            <w:tcW w:type="dxa" w:w="2160"/>
-          </w:tcPr>
-          <w:p>
-            <w:r>
-              <w:t>who am I, my work/time, mentions, settings, server binding &amp; own password</w:t>
+              <w:t>scenarios</w:t>
+            </w:r>
+          </w:p>
+        </w:tc>
+        <w:tc>
+          <w:tcPr>
+            <w:tcW w:type="dxa" w:w="2160"/>
+          </w:tcPr>
+          <w:p>
+            <w:r>
+              <w:t>my day, first steps, new stream wizard</w:t>
             </w:r>
           </w:p>
         </w:tc>
@@ -3444,6 +3444,90 @@
           <w:p>
             <w:r>
               <w:t>TC-F055</w:t>
+            </w:r>
+          </w:p>
+        </w:tc>
+        <w:tc>
+          <w:tcPr>
+            <w:tcW w:type="dxa" w:w="2160"/>
+          </w:tcPr>
+          <w:p>
+            <w:r>
+              <w:t>profile</w:t>
+            </w:r>
+          </w:p>
+        </w:tc>
+        <w:tc>
+          <w:tcPr>
+            <w:tcW w:type="dxa" w:w="2160"/>
+          </w:tcPr>
+          <w:p>
+            <w:r>
+              <w:t>who am I, my work/time, mentions, settings, server binding &amp; own password</w:t>
+            </w:r>
+          </w:p>
+        </w:tc>
+        <w:tc>
+          <w:tcPr>
+            <w:tcW w:type="dxa" w:w="2160"/>
+          </w:tcPr>
+          <w:p>
+            <w:r>
+              <w:t>e2e: run_e2e.py</w:t>
+            </w:r>
+          </w:p>
+        </w:tc>
+      </w:tr>
+      <w:tr>
+        <w:tc>
+          <w:tcPr>
+            <w:tcW w:type="dxa" w:w="2160"/>
+          </w:tcPr>
+          <w:p>
+            <w:r>
+              <w:t>TC-F056</w:t>
+            </w:r>
+          </w:p>
+        </w:tc>
+        <w:tc>
+          <w:tcPr>
+            <w:tcW w:type="dxa" w:w="2160"/>
+          </w:tcPr>
+          <w:p>
+            <w:r>
+              <w:t>viewer</w:t>
+            </w:r>
+          </w:p>
+        </w:tc>
+        <w:tc>
+          <w:tcPr>
+            <w:tcW w:type="dxa" w:w="2160"/>
+          </w:tcPr>
+          <w:p>
+            <w:r>
+              <w:t>personal controls stay usable, data read-only</w:t>
+            </w:r>
+          </w:p>
+        </w:tc>
+        <w:tc>
+          <w:tcPr>
+            <w:tcW w:type="dxa" w:w="2160"/>
+          </w:tcPr>
+          <w:p>
+            <w:r>
+              <w:t>e2e: run_e2e.py</w:t>
+            </w:r>
+          </w:p>
+        </w:tc>
+      </w:tr>
+      <w:tr>
+        <w:tc>
+          <w:tcPr>
+            <w:tcW w:type="dxa" w:w="2160"/>
+          </w:tcPr>
+          <w:p>
+            <w:r>
+              <w:t>TC-F057</w:t>
             </w:r>
           </w:p>
         </w:tc>
@@ -4616,17 +4700,17 @@
           </w:tcPr>
           <w:p>
             <w:r>
-              <w:t>4</w:t>
-            </w:r>
-          </w:p>
-        </w:tc>
-        <w:tc>
-          <w:tcPr>
-            <w:tcW w:type="dxa" w:w="2160"/>
-          </w:tcPr>
-          <w:p>
-            <w:r>
-              <w:t>Гант, Зависимости, Программная доска, Вехи</w:t>
+              <w:t>5</w:t>
+            </w:r>
+          </w:p>
+        </w:tc>
+        <w:tc>
+          <w:tcPr>
+            <w:tcW w:type="dxa" w:w="2160"/>
+          </w:tcPr>
+          <w:p>
+            <w:r>
+              <w:t>Гант, Гант по иерархии, Зависимости, Программная доска, Вехи</w:t>
             </w:r>
           </w:p>
         </w:tc>
@@ -4981,7 +5065,7 @@
         <w:rPr>
           <w:i/>
         </w:rPr>
-        <w:t>Сгенерировано из набора тестов приложения «Управление стримами и командами» v2.8.0 (29.10.2026). Публикуется и обновляется при каждом релизе.</w:t>
+        <w:t>Сгенерировано из набора тестов приложения «Управление стримами и командами» v2.9.0 (30.10.2026). Публикуется и обновляется при каждом релизе.</w:t>
       </w:r>
     </w:p>
     <w:sectPr>

--- a/Тестовая документация/Тестовая_документация_Управление_стримами_и_командами.docx
+++ b/Тестовая документация/Тестовая_документация_Управление_стримами_и_командами.docx
@@ -15,7 +15,7 @@
         <w:rPr>
           <w:i/>
         </w:rPr>
-        <w:t>Управление стримами и командами · v2.9.0 · 30.10.2026</w:t>
+        <w:t>Управление стримами и командами · v2.10.0 · 30.10.2026</w:t>
       </w:r>
     </w:p>
     <w:p>
@@ -1045,7 +1045,7 @@
     </w:p>
     <w:p>
       <w:r>
-        <w:t>Всего автоматизированных проверок: 76 (frontend e2e: 58 + smoke по всем разделам; backend: 15; analytics: 3). Все кейсы автоматизированы и входят в регрессию `make test`.</w:t>
+        <w:t>Всего автоматизированных проверок: 78 (frontend e2e: 60 + smoke по всем разделам; backend: 15; analytics: 3). Все кейсы автоматизированы и входят в регрессию `make test`.</w:t>
       </w:r>
     </w:p>
     <w:p>
@@ -2865,17 +2865,17 @@
           </w:tcPr>
           <w:p>
             <w:r>
-              <w:t>status-report</w:t>
-            </w:r>
-          </w:p>
-        </w:tc>
-        <w:tc>
-          <w:tcPr>
-            <w:tcW w:type="dxa" w:w="2160"/>
-          </w:tcPr>
-          <w:p>
-            <w:r>
-              <w:t>RAG summary generated from data</w:t>
+              <w:t>stages</w:t>
+            </w:r>
+          </w:p>
+        </w:tc>
+        <w:tc>
+          <w:tcPr>
+            <w:tcW w:type="dxa" w:w="2160"/>
+          </w:tcPr>
+          <w:p>
+            <w:r>
+              <w:t>hierarchy Gantt stage marks — auto (roles, demo, release), manual panel, legend, roles</w:t>
             </w:r>
           </w:p>
         </w:tc>
@@ -2907,17 +2907,17 @@
           </w:tcPr>
           <w:p>
             <w:r>
-              <w:t>pm-registers</w:t>
-            </w:r>
-          </w:p>
-        </w:tc>
-        <w:tc>
-          <w:tcPr>
-            <w:tcW w:type="dxa" w:w="2160"/>
-          </w:tcPr>
-          <w:p>
-            <w:r>
-              <w:t>change/issues/stakeholders/... + portfolio snapshot</w:t>
+              <w:t>hgantt stream</w:t>
+            </w:r>
+          </w:p>
+        </w:tc>
+        <w:tc>
+          <w:tcPr>
+            <w:tcW w:type="dxa" w:w="2160"/>
+          </w:tcPr>
+          <w:p>
+            <w:r>
+              <w:t>stories of stream features grouped under the feature row</w:t>
             </w:r>
           </w:p>
         </w:tc>
@@ -2949,17 +2949,17 @@
           </w:tcPr>
           <w:p>
             <w:r>
-              <w:t>health-perf</w:t>
-            </w:r>
-          </w:p>
-        </w:tc>
-        <w:tc>
-          <w:tcPr>
-            <w:tcW w:type="dxa" w:w="2160"/>
-          </w:tcPr>
-          <w:p>
-            <w:r>
-              <w:t>bus factor, DORA, aging WIP, say-do, health check</w:t>
+              <w:t>status-report</w:t>
+            </w:r>
+          </w:p>
+        </w:tc>
+        <w:tc>
+          <w:tcPr>
+            <w:tcW w:type="dxa" w:w="2160"/>
+          </w:tcPr>
+          <w:p>
+            <w:r>
+              <w:t>RAG summary generated from data</w:t>
             </w:r>
           </w:p>
         </w:tc>
@@ -2991,17 +2991,17 @@
           </w:tcPr>
           <w:p>
             <w:r>
-              <w:t>nav</w:t>
-            </w:r>
-          </w:p>
-        </w:tc>
-        <w:tc>
-          <w:tcPr>
-            <w:tcW w:type="dxa" w:w="2160"/>
-          </w:tcPr>
-          <w:p>
-            <w:r>
-              <w:t>unique ids, containers, regrouped blocks</w:t>
+              <w:t>pm-registers</w:t>
+            </w:r>
+          </w:p>
+        </w:tc>
+        <w:tc>
+          <w:tcPr>
+            <w:tcW w:type="dxa" w:w="2160"/>
+          </w:tcPr>
+          <w:p>
+            <w:r>
+              <w:t>change/issues/stakeholders/... + portfolio snapshot</w:t>
             </w:r>
           </w:p>
         </w:tc>
@@ -3033,17 +3033,17 @@
           </w:tcPr>
           <w:p>
             <w:r>
-              <w:t>org</w:t>
-            </w:r>
-          </w:p>
-        </w:tc>
-        <w:tc>
-          <w:tcPr>
-            <w:tcW w:type="dxa" w:w="2160"/>
-          </w:tcPr>
-          <w:p>
-            <w:r>
-              <w:t>streams &amp; teams — isolation, templates, switching, context</w:t>
+              <w:t>health-perf</w:t>
+            </w:r>
+          </w:p>
+        </w:tc>
+        <w:tc>
+          <w:tcPr>
+            <w:tcW w:type="dxa" w:w="2160"/>
+          </w:tcPr>
+          <w:p>
+            <w:r>
+              <w:t>bus factor, DORA, aging WIP, say-do, health check</w:t>
             </w:r>
           </w:p>
         </w:tc>
@@ -3075,17 +3075,17 @@
           </w:tcPr>
           <w:p>
             <w:r>
-              <w:t>org</w:t>
-            </w:r>
-          </w:p>
-        </w:tc>
-        <w:tc>
-          <w:tcPr>
-            <w:tcW w:type="dxa" w:w="2160"/>
-          </w:tcPr>
-          <w:p>
-            <w:r>
-              <w:t>import a team from JSON export</w:t>
+              <w:t>nav</w:t>
+            </w:r>
+          </w:p>
+        </w:tc>
+        <w:tc>
+          <w:tcPr>
+            <w:tcW w:type="dxa" w:w="2160"/>
+          </w:tcPr>
+          <w:p>
+            <w:r>
+              <w:t>unique ids, containers, regrouped blocks</w:t>
             </w:r>
           </w:p>
         </w:tc>
@@ -3127,7 +3127,7 @@
           </w:tcPr>
           <w:p>
             <w:r>
-              <w:t>header switcher lists teams and switches</w:t>
+              <w:t>streams &amp; teams — isolation, templates, switching, context</w:t>
             </w:r>
           </w:p>
         </w:tc>
@@ -3169,7 +3169,7 @@
           </w:tcPr>
           <w:p>
             <w:r>
-              <w:t>empty team renders every section</w:t>
+              <w:t>import a team from JSON export</w:t>
             </w:r>
           </w:p>
         </w:tc>
@@ -3201,17 +3201,17 @@
           </w:tcPr>
           <w:p>
             <w:r>
-              <w:t>stream</w:t>
-            </w:r>
-          </w:p>
-        </w:tc>
-        <w:tc>
-          <w:tcPr>
-            <w:tcW w:type="dxa" w:w="2160"/>
-          </w:tcPr>
-          <w:p>
-            <w:r>
-              <w:t>aggregation, feature stories, PI board, predictability, ROAM, SoS</w:t>
+              <w:t>org</w:t>
+            </w:r>
+          </w:p>
+        </w:tc>
+        <w:tc>
+          <w:tcPr>
+            <w:tcW w:type="dxa" w:w="2160"/>
+          </w:tcPr>
+          <w:p>
+            <w:r>
+              <w:t>header switcher lists teams and switches</w:t>
             </w:r>
           </w:p>
         </w:tc>
@@ -3243,17 +3243,17 @@
           </w:tcPr>
           <w:p>
             <w:r>
-              <w:t>stream</w:t>
-            </w:r>
-          </w:p>
-        </w:tc>
-        <w:tc>
-          <w:tcPr>
-            <w:tcW w:type="dxa" w:w="2160"/>
-          </w:tcPr>
-          <w:p>
-            <w:r>
-              <w:t>feature kanban, System Demo agenda, burn-up charts</w:t>
+              <w:t>org</w:t>
+            </w:r>
+          </w:p>
+        </w:tc>
+        <w:tc>
+          <w:tcPr>
+            <w:tcW w:type="dxa" w:w="2160"/>
+          </w:tcPr>
+          <w:p>
+            <w:r>
+              <w:t>empty team renders every section</w:t>
             </w:r>
           </w:p>
         </w:tc>
@@ -3285,17 +3285,17 @@
           </w:tcPr>
           <w:p>
             <w:r>
-              <w:t>stream dashboard</w:t>
-            </w:r>
-          </w:p>
-        </w:tc>
-        <w:tc>
-          <w:tcPr>
-            <w:tcW w:type="dxa" w:w="2160"/>
-          </w:tcPr>
-          <w:p>
-            <w:r>
-              <w:t>aggregates, alerts, tabs, matrix/cards, panel, snapshots</w:t>
+              <w:t>stream</w:t>
+            </w:r>
+          </w:p>
+        </w:tc>
+        <w:tc>
+          <w:tcPr>
+            <w:tcW w:type="dxa" w:w="2160"/>
+          </w:tcPr>
+          <w:p>
+            <w:r>
+              <w:t>aggregation, feature stories, PI board, predictability, ROAM, SoS</w:t>
             </w:r>
           </w:p>
         </w:tc>
@@ -3327,17 +3327,17 @@
           </w:tcPr>
           <w:p>
             <w:r>
-              <w:t>stream maturity</w:t>
-            </w:r>
-          </w:p>
-        </w:tc>
-        <w:tc>
-          <w:tcPr>
-            <w:tcW w:type="dxa" w:w="2160"/>
-          </w:tcPr>
-          <w:p>
-            <w:r>
-              <w:t>votes, RTE final, indicators, mismatch, config, improvements</w:t>
+              <w:t>stream</w:t>
+            </w:r>
+          </w:p>
+        </w:tc>
+        <w:tc>
+          <w:tcPr>
+            <w:tcW w:type="dxa" w:w="2160"/>
+          </w:tcPr>
+          <w:p>
+            <w:r>
+              <w:t>feature kanban, System Demo agenda, burn-up charts</w:t>
             </w:r>
           </w:p>
         </w:tc>
@@ -3369,17 +3369,17 @@
           </w:tcPr>
           <w:p>
             <w:r>
-              <w:t>ergonomics</w:t>
-            </w:r>
-          </w:p>
-        </w:tc>
-        <w:tc>
-          <w:tcPr>
-            <w:tcW w:type="dxa" w:w="2160"/>
-          </w:tcPr>
-          <w:p>
-            <w:r>
-              <w:t>lazy views, compact nav levels/hubs/tabs/search, quick create</w:t>
+              <w:t>stream dashboard</w:t>
+            </w:r>
+          </w:p>
+        </w:tc>
+        <w:tc>
+          <w:tcPr>
+            <w:tcW w:type="dxa" w:w="2160"/>
+          </w:tcPr>
+          <w:p>
+            <w:r>
+              <w:t>aggregates, alerts, tabs, matrix/cards, panel, snapshots</w:t>
             </w:r>
           </w:p>
         </w:tc>
@@ -3411,17 +3411,17 @@
           </w:tcPr>
           <w:p>
             <w:r>
-              <w:t>scenarios</w:t>
-            </w:r>
-          </w:p>
-        </w:tc>
-        <w:tc>
-          <w:tcPr>
-            <w:tcW w:type="dxa" w:w="2160"/>
-          </w:tcPr>
-          <w:p>
-            <w:r>
-              <w:t>my day, first steps, new stream wizard</w:t>
+              <w:t>stream maturity</w:t>
+            </w:r>
+          </w:p>
+        </w:tc>
+        <w:tc>
+          <w:tcPr>
+            <w:tcW w:type="dxa" w:w="2160"/>
+          </w:tcPr>
+          <w:p>
+            <w:r>
+              <w:t>votes, RTE final, indicators, mismatch, config, improvements</w:t>
             </w:r>
           </w:p>
         </w:tc>
@@ -3453,17 +3453,17 @@
           </w:tcPr>
           <w:p>
             <w:r>
-              <w:t>profile</w:t>
-            </w:r>
-          </w:p>
-        </w:tc>
-        <w:tc>
-          <w:tcPr>
-            <w:tcW w:type="dxa" w:w="2160"/>
-          </w:tcPr>
-          <w:p>
-            <w:r>
-              <w:t>who am I, my work/time, mentions, settings, server binding &amp; own password</w:t>
+              <w:t>ergonomics</w:t>
+            </w:r>
+          </w:p>
+        </w:tc>
+        <w:tc>
+          <w:tcPr>
+            <w:tcW w:type="dxa" w:w="2160"/>
+          </w:tcPr>
+          <w:p>
+            <w:r>
+              <w:t>lazy views, compact nav levels/hubs/tabs/search, quick create</w:t>
             </w:r>
           </w:p>
         </w:tc>
@@ -3495,17 +3495,17 @@
           </w:tcPr>
           <w:p>
             <w:r>
-              <w:t>viewer</w:t>
-            </w:r>
-          </w:p>
-        </w:tc>
-        <w:tc>
-          <w:tcPr>
-            <w:tcW w:type="dxa" w:w="2160"/>
-          </w:tcPr>
-          <w:p>
-            <w:r>
-              <w:t>personal controls stay usable, data read-only</w:t>
+              <w:t>scenarios</w:t>
+            </w:r>
+          </w:p>
+        </w:tc>
+        <w:tc>
+          <w:tcPr>
+            <w:tcW w:type="dxa" w:w="2160"/>
+          </w:tcPr>
+          <w:p>
+            <w:r>
+              <w:t>my day, first steps, new stream wizard</w:t>
             </w:r>
           </w:p>
         </w:tc>
@@ -3528,6 +3528,90 @@
           <w:p>
             <w:r>
               <w:t>TC-F057</w:t>
+            </w:r>
+          </w:p>
+        </w:tc>
+        <w:tc>
+          <w:tcPr>
+            <w:tcW w:type="dxa" w:w="2160"/>
+          </w:tcPr>
+          <w:p>
+            <w:r>
+              <w:t>profile</w:t>
+            </w:r>
+          </w:p>
+        </w:tc>
+        <w:tc>
+          <w:tcPr>
+            <w:tcW w:type="dxa" w:w="2160"/>
+          </w:tcPr>
+          <w:p>
+            <w:r>
+              <w:t>who am I, my work/time, mentions, settings, server binding &amp; own password</w:t>
+            </w:r>
+          </w:p>
+        </w:tc>
+        <w:tc>
+          <w:tcPr>
+            <w:tcW w:type="dxa" w:w="2160"/>
+          </w:tcPr>
+          <w:p>
+            <w:r>
+              <w:t>e2e: run_e2e.py</w:t>
+            </w:r>
+          </w:p>
+        </w:tc>
+      </w:tr>
+      <w:tr>
+        <w:tc>
+          <w:tcPr>
+            <w:tcW w:type="dxa" w:w="2160"/>
+          </w:tcPr>
+          <w:p>
+            <w:r>
+              <w:t>TC-F058</w:t>
+            </w:r>
+          </w:p>
+        </w:tc>
+        <w:tc>
+          <w:tcPr>
+            <w:tcW w:type="dxa" w:w="2160"/>
+          </w:tcPr>
+          <w:p>
+            <w:r>
+              <w:t>viewer</w:t>
+            </w:r>
+          </w:p>
+        </w:tc>
+        <w:tc>
+          <w:tcPr>
+            <w:tcW w:type="dxa" w:w="2160"/>
+          </w:tcPr>
+          <w:p>
+            <w:r>
+              <w:t>personal controls stay usable, data read-only</w:t>
+            </w:r>
+          </w:p>
+        </w:tc>
+        <w:tc>
+          <w:tcPr>
+            <w:tcW w:type="dxa" w:w="2160"/>
+          </w:tcPr>
+          <w:p>
+            <w:r>
+              <w:t>e2e: run_e2e.py</w:t>
+            </w:r>
+          </w:p>
+        </w:tc>
+      </w:tr>
+      <w:tr>
+        <w:tc>
+          <w:tcPr>
+            <w:tcW w:type="dxa" w:w="2160"/>
+          </w:tcPr>
+          <w:p>
+            <w:r>
+              <w:t>TC-F059</w:t>
             </w:r>
           </w:p>
         </w:tc>
@@ -5065,7 +5149,7 @@
         <w:rPr>
           <w:i/>
         </w:rPr>
-        <w:t>Сгенерировано из набора тестов приложения «Управление стримами и командами» v2.9.0 (30.10.2026). Публикуется и обновляется при каждом релизе.</w:t>
+        <w:t>Сгенерировано из набора тестов приложения «Управление стримами и командами» v2.10.0 (30.10.2026). Публикуется и обновляется при каждом релизе.</w:t>
       </w:r>
     </w:p>
     <w:sectPr>

--- a/Тестовая документация/Тестовая_документация_Управление_стримами_и_командами.docx
+++ b/Тестовая документация/Тестовая_документация_Управление_стримами_и_командами.docx
@@ -15,7 +15,7 @@
         <w:rPr>
           <w:i/>
         </w:rPr>
-        <w:t>Управление стримами и командами · v2.10.0 · 30.10.2026</w:t>
+        <w:t>Управление стримами и командами · v2.11.0 · 30.10.2026</w:t>
       </w:r>
     </w:p>
     <w:p>
@@ -1045,7 +1045,7 @@
     </w:p>
     <w:p>
       <w:r>
-        <w:t>Всего автоматизированных проверок: 78 (frontend e2e: 60 + smoke по всем разделам; backend: 15; analytics: 3). Все кейсы автоматизированы и входят в регрессию `make test`.</w:t>
+        <w:t>Всего автоматизированных проверок: 80 (frontend e2e: 62 + smoke по всем разделам; backend: 15; analytics: 3). Все кейсы автоматизированы и входят в регрессию `make test`.</w:t>
       </w:r>
     </w:p>
     <w:p>
@@ -2907,17 +2907,17 @@
           </w:tcPr>
           <w:p>
             <w:r>
-              <w:t>hgantt stream</w:t>
-            </w:r>
-          </w:p>
-        </w:tc>
-        <w:tc>
-          <w:tcPr>
-            <w:tcW w:type="dxa" w:w="2160"/>
-          </w:tcPr>
-          <w:p>
-            <w:r>
-              <w:t>stories of stream features grouped under the feature row</w:t>
+              <w:t>hglinks</w:t>
+            </w:r>
+          </w:p>
+        </w:tc>
+        <w:tc>
+          <w:tcPr>
+            <w:tcW w:type="dxa" w:w="2160"/>
+          </w:tcPr>
+          <w:p>
+            <w:r>
+              <w:t>dependency arrows — several predecessors, rollup, conflicts, branch/cycle checks, editing</w:t>
             </w:r>
           </w:p>
         </w:tc>
@@ -2949,17 +2949,17 @@
           </w:tcPr>
           <w:p>
             <w:r>
-              <w:t>status-report</w:t>
-            </w:r>
-          </w:p>
-        </w:tc>
-        <w:tc>
-          <w:tcPr>
-            <w:tcW w:type="dxa" w:w="2160"/>
-          </w:tcPr>
-          <w:p>
-            <w:r>
-              <w:t>RAG summary generated from data</w:t>
+              <w:t>hgantt stream</w:t>
+            </w:r>
+          </w:p>
+        </w:tc>
+        <w:tc>
+          <w:tcPr>
+            <w:tcW w:type="dxa" w:w="2160"/>
+          </w:tcPr>
+          <w:p>
+            <w:r>
+              <w:t>stories of stream features grouped under the feature row</w:t>
             </w:r>
           </w:p>
         </w:tc>
@@ -2991,17 +2991,17 @@
           </w:tcPr>
           <w:p>
             <w:r>
-              <w:t>pm-registers</w:t>
-            </w:r>
-          </w:p>
-        </w:tc>
-        <w:tc>
-          <w:tcPr>
-            <w:tcW w:type="dxa" w:w="2160"/>
-          </w:tcPr>
-          <w:p>
-            <w:r>
-              <w:t>change/issues/stakeholders/... + portfolio snapshot</w:t>
+              <w:t>hgantt stream</w:t>
+            </w:r>
+          </w:p>
+        </w:tc>
+        <w:tc>
+          <w:tcPr>
+            <w:tcW w:type="dxa" w:w="2160"/>
+          </w:tcPr>
+          <w:p>
+            <w:r>
+              <w:t>cross-team dependency marker on the stream feature row</w:t>
             </w:r>
           </w:p>
         </w:tc>
@@ -3033,17 +3033,17 @@
           </w:tcPr>
           <w:p>
             <w:r>
-              <w:t>health-perf</w:t>
-            </w:r>
-          </w:p>
-        </w:tc>
-        <w:tc>
-          <w:tcPr>
-            <w:tcW w:type="dxa" w:w="2160"/>
-          </w:tcPr>
-          <w:p>
-            <w:r>
-              <w:t>bus factor, DORA, aging WIP, say-do, health check</w:t>
+              <w:t>status-report</w:t>
+            </w:r>
+          </w:p>
+        </w:tc>
+        <w:tc>
+          <w:tcPr>
+            <w:tcW w:type="dxa" w:w="2160"/>
+          </w:tcPr>
+          <w:p>
+            <w:r>
+              <w:t>RAG summary generated from data</w:t>
             </w:r>
           </w:p>
         </w:tc>
@@ -3075,17 +3075,17 @@
           </w:tcPr>
           <w:p>
             <w:r>
-              <w:t>nav</w:t>
-            </w:r>
-          </w:p>
-        </w:tc>
-        <w:tc>
-          <w:tcPr>
-            <w:tcW w:type="dxa" w:w="2160"/>
-          </w:tcPr>
-          <w:p>
-            <w:r>
-              <w:t>unique ids, containers, regrouped blocks</w:t>
+              <w:t>pm-registers</w:t>
+            </w:r>
+          </w:p>
+        </w:tc>
+        <w:tc>
+          <w:tcPr>
+            <w:tcW w:type="dxa" w:w="2160"/>
+          </w:tcPr>
+          <w:p>
+            <w:r>
+              <w:t>change/issues/stakeholders/... + portfolio snapshot</w:t>
             </w:r>
           </w:p>
         </w:tc>
@@ -3117,17 +3117,17 @@
           </w:tcPr>
           <w:p>
             <w:r>
-              <w:t>org</w:t>
-            </w:r>
-          </w:p>
-        </w:tc>
-        <w:tc>
-          <w:tcPr>
-            <w:tcW w:type="dxa" w:w="2160"/>
-          </w:tcPr>
-          <w:p>
-            <w:r>
-              <w:t>streams &amp; teams — isolation, templates, switching, context</w:t>
+              <w:t>health-perf</w:t>
+            </w:r>
+          </w:p>
+        </w:tc>
+        <w:tc>
+          <w:tcPr>
+            <w:tcW w:type="dxa" w:w="2160"/>
+          </w:tcPr>
+          <w:p>
+            <w:r>
+              <w:t>bus factor, DORA, aging WIP, say-do, health check</w:t>
             </w:r>
           </w:p>
         </w:tc>
@@ -3159,17 +3159,17 @@
           </w:tcPr>
           <w:p>
             <w:r>
-              <w:t>org</w:t>
-            </w:r>
-          </w:p>
-        </w:tc>
-        <w:tc>
-          <w:tcPr>
-            <w:tcW w:type="dxa" w:w="2160"/>
-          </w:tcPr>
-          <w:p>
-            <w:r>
-              <w:t>import a team from JSON export</w:t>
+              <w:t>nav</w:t>
+            </w:r>
+          </w:p>
+        </w:tc>
+        <w:tc>
+          <w:tcPr>
+            <w:tcW w:type="dxa" w:w="2160"/>
+          </w:tcPr>
+          <w:p>
+            <w:r>
+              <w:t>unique ids, containers, regrouped blocks</w:t>
             </w:r>
           </w:p>
         </w:tc>
@@ -3211,7 +3211,7 @@
           </w:tcPr>
           <w:p>
             <w:r>
-              <w:t>header switcher lists teams and switches</w:t>
+              <w:t>streams &amp; teams — isolation, templates, switching, context</w:t>
             </w:r>
           </w:p>
         </w:tc>
@@ -3253,7 +3253,7 @@
           </w:tcPr>
           <w:p>
             <w:r>
-              <w:t>empty team renders every section</w:t>
+              <w:t>import a team from JSON export</w:t>
             </w:r>
           </w:p>
         </w:tc>
@@ -3285,17 +3285,17 @@
           </w:tcPr>
           <w:p>
             <w:r>
-              <w:t>stream</w:t>
-            </w:r>
-          </w:p>
-        </w:tc>
-        <w:tc>
-          <w:tcPr>
-            <w:tcW w:type="dxa" w:w="2160"/>
-          </w:tcPr>
-          <w:p>
-            <w:r>
-              <w:t>aggregation, feature stories, PI board, predictability, ROAM, SoS</w:t>
+              <w:t>org</w:t>
+            </w:r>
+          </w:p>
+        </w:tc>
+        <w:tc>
+          <w:tcPr>
+            <w:tcW w:type="dxa" w:w="2160"/>
+          </w:tcPr>
+          <w:p>
+            <w:r>
+              <w:t>header switcher lists teams and switches</w:t>
             </w:r>
           </w:p>
         </w:tc>
@@ -3327,17 +3327,17 @@
           </w:tcPr>
           <w:p>
             <w:r>
-              <w:t>stream</w:t>
-            </w:r>
-          </w:p>
-        </w:tc>
-        <w:tc>
-          <w:tcPr>
-            <w:tcW w:type="dxa" w:w="2160"/>
-          </w:tcPr>
-          <w:p>
-            <w:r>
-              <w:t>feature kanban, System Demo agenda, burn-up charts</w:t>
+              <w:t>org</w:t>
+            </w:r>
+          </w:p>
+        </w:tc>
+        <w:tc>
+          <w:tcPr>
+            <w:tcW w:type="dxa" w:w="2160"/>
+          </w:tcPr>
+          <w:p>
+            <w:r>
+              <w:t>empty team renders every section</w:t>
             </w:r>
           </w:p>
         </w:tc>
@@ -3369,17 +3369,17 @@
           </w:tcPr>
           <w:p>
             <w:r>
-              <w:t>stream dashboard</w:t>
-            </w:r>
-          </w:p>
-        </w:tc>
-        <w:tc>
-          <w:tcPr>
-            <w:tcW w:type="dxa" w:w="2160"/>
-          </w:tcPr>
-          <w:p>
-            <w:r>
-              <w:t>aggregates, alerts, tabs, matrix/cards, panel, snapshots</w:t>
+              <w:t>stream</w:t>
+            </w:r>
+          </w:p>
+        </w:tc>
+        <w:tc>
+          <w:tcPr>
+            <w:tcW w:type="dxa" w:w="2160"/>
+          </w:tcPr>
+          <w:p>
+            <w:r>
+              <w:t>aggregation, feature stories, PI board, predictability, ROAM, SoS</w:t>
             </w:r>
           </w:p>
         </w:tc>
@@ -3411,17 +3411,17 @@
           </w:tcPr>
           <w:p>
             <w:r>
-              <w:t>stream maturity</w:t>
-            </w:r>
-          </w:p>
-        </w:tc>
-        <w:tc>
-          <w:tcPr>
-            <w:tcW w:type="dxa" w:w="2160"/>
-          </w:tcPr>
-          <w:p>
-            <w:r>
-              <w:t>votes, RTE final, indicators, mismatch, config, improvements</w:t>
+              <w:t>stream</w:t>
+            </w:r>
+          </w:p>
+        </w:tc>
+        <w:tc>
+          <w:tcPr>
+            <w:tcW w:type="dxa" w:w="2160"/>
+          </w:tcPr>
+          <w:p>
+            <w:r>
+              <w:t>feature kanban, System Demo agenda, burn-up charts</w:t>
             </w:r>
           </w:p>
         </w:tc>
@@ -3453,17 +3453,17 @@
           </w:tcPr>
           <w:p>
             <w:r>
-              <w:t>ergonomics</w:t>
-            </w:r>
-          </w:p>
-        </w:tc>
-        <w:tc>
-          <w:tcPr>
-            <w:tcW w:type="dxa" w:w="2160"/>
-          </w:tcPr>
-          <w:p>
-            <w:r>
-              <w:t>lazy views, compact nav levels/hubs/tabs/search, quick create</w:t>
+              <w:t>stream dashboard</w:t>
+            </w:r>
+          </w:p>
+        </w:tc>
+        <w:tc>
+          <w:tcPr>
+            <w:tcW w:type="dxa" w:w="2160"/>
+          </w:tcPr>
+          <w:p>
+            <w:r>
+              <w:t>aggregates, alerts, tabs, matrix/cards, panel, snapshots</w:t>
             </w:r>
           </w:p>
         </w:tc>
@@ -3495,17 +3495,17 @@
           </w:tcPr>
           <w:p>
             <w:r>
-              <w:t>scenarios</w:t>
-            </w:r>
-          </w:p>
-        </w:tc>
-        <w:tc>
-          <w:tcPr>
-            <w:tcW w:type="dxa" w:w="2160"/>
-          </w:tcPr>
-          <w:p>
-            <w:r>
-              <w:t>my day, first steps, new stream wizard</w:t>
+              <w:t>stream maturity</w:t>
+            </w:r>
+          </w:p>
+        </w:tc>
+        <w:tc>
+          <w:tcPr>
+            <w:tcW w:type="dxa" w:w="2160"/>
+          </w:tcPr>
+          <w:p>
+            <w:r>
+              <w:t>votes, RTE final, indicators, mismatch, config, improvements</w:t>
             </w:r>
           </w:p>
         </w:tc>
@@ -3537,17 +3537,17 @@
           </w:tcPr>
           <w:p>
             <w:r>
-              <w:t>profile</w:t>
-            </w:r>
-          </w:p>
-        </w:tc>
-        <w:tc>
-          <w:tcPr>
-            <w:tcW w:type="dxa" w:w="2160"/>
-          </w:tcPr>
-          <w:p>
-            <w:r>
-              <w:t>who am I, my work/time, mentions, settings, server binding &amp; own password</w:t>
+              <w:t>ergonomics</w:t>
+            </w:r>
+          </w:p>
+        </w:tc>
+        <w:tc>
+          <w:tcPr>
+            <w:tcW w:type="dxa" w:w="2160"/>
+          </w:tcPr>
+          <w:p>
+            <w:r>
+              <w:t>lazy views, compact nav levels/hubs/tabs/search, quick create</w:t>
             </w:r>
           </w:p>
         </w:tc>
@@ -3579,17 +3579,17 @@
           </w:tcPr>
           <w:p>
             <w:r>
-              <w:t>viewer</w:t>
-            </w:r>
-          </w:p>
-        </w:tc>
-        <w:tc>
-          <w:tcPr>
-            <w:tcW w:type="dxa" w:w="2160"/>
-          </w:tcPr>
-          <w:p>
-            <w:r>
-              <w:t>personal controls stay usable, data read-only</w:t>
+              <w:t>scenarios</w:t>
+            </w:r>
+          </w:p>
+        </w:tc>
+        <w:tc>
+          <w:tcPr>
+            <w:tcW w:type="dxa" w:w="2160"/>
+          </w:tcPr>
+          <w:p>
+            <w:r>
+              <w:t>my day, first steps, new stream wizard</w:t>
             </w:r>
           </w:p>
         </w:tc>
@@ -3612,6 +3612,90 @@
           <w:p>
             <w:r>
               <w:t>TC-F059</w:t>
+            </w:r>
+          </w:p>
+        </w:tc>
+        <w:tc>
+          <w:tcPr>
+            <w:tcW w:type="dxa" w:w="2160"/>
+          </w:tcPr>
+          <w:p>
+            <w:r>
+              <w:t>profile</w:t>
+            </w:r>
+          </w:p>
+        </w:tc>
+        <w:tc>
+          <w:tcPr>
+            <w:tcW w:type="dxa" w:w="2160"/>
+          </w:tcPr>
+          <w:p>
+            <w:r>
+              <w:t>who am I, my work/time, mentions, settings, server binding &amp; own password</w:t>
+            </w:r>
+          </w:p>
+        </w:tc>
+        <w:tc>
+          <w:tcPr>
+            <w:tcW w:type="dxa" w:w="2160"/>
+          </w:tcPr>
+          <w:p>
+            <w:r>
+              <w:t>e2e: run_e2e.py</w:t>
+            </w:r>
+          </w:p>
+        </w:tc>
+      </w:tr>
+      <w:tr>
+        <w:tc>
+          <w:tcPr>
+            <w:tcW w:type="dxa" w:w="2160"/>
+          </w:tcPr>
+          <w:p>
+            <w:r>
+              <w:t>TC-F060</w:t>
+            </w:r>
+          </w:p>
+        </w:tc>
+        <w:tc>
+          <w:tcPr>
+            <w:tcW w:type="dxa" w:w="2160"/>
+          </w:tcPr>
+          <w:p>
+            <w:r>
+              <w:t>viewer</w:t>
+            </w:r>
+          </w:p>
+        </w:tc>
+        <w:tc>
+          <w:tcPr>
+            <w:tcW w:type="dxa" w:w="2160"/>
+          </w:tcPr>
+          <w:p>
+            <w:r>
+              <w:t>personal controls stay usable, data read-only</w:t>
+            </w:r>
+          </w:p>
+        </w:tc>
+        <w:tc>
+          <w:tcPr>
+            <w:tcW w:type="dxa" w:w="2160"/>
+          </w:tcPr>
+          <w:p>
+            <w:r>
+              <w:t>e2e: run_e2e.py</w:t>
+            </w:r>
+          </w:p>
+        </w:tc>
+      </w:tr>
+      <w:tr>
+        <w:tc>
+          <w:tcPr>
+            <w:tcW w:type="dxa" w:w="2160"/>
+          </w:tcPr>
+          <w:p>
+            <w:r>
+              <w:t>TC-F061</w:t>
             </w:r>
           </w:p>
         </w:tc>
@@ -5149,7 +5233,7 @@
         <w:rPr>
           <w:i/>
         </w:rPr>
-        <w:t>Сгенерировано из набора тестов приложения «Управление стримами и командами» v2.10.0 (30.10.2026). Публикуется и обновляется при каждом релизе.</w:t>
+        <w:t>Сгенерировано из набора тестов приложения «Управление стримами и командами» v2.11.0 (30.10.2026). Публикуется и обновляется при каждом релизе.</w:t>
       </w:r>
     </w:p>
     <w:sectPr>

--- a/Тестовая документация/Тестовая_документация_Управление_стримами_и_командами.docx
+++ b/Тестовая документация/Тестовая_документация_Управление_стримами_и_командами.docx
@@ -15,7 +15,7 @@
         <w:rPr>
           <w:i/>
         </w:rPr>
-        <w:t>Управление стримами и командами · v2.11.0 · 30.10.2026</w:t>
+        <w:t>Управление стримами и командами · v2.11.1 · 30.10.2026</w:t>
       </w:r>
     </w:p>
     <w:p>
@@ -1045,7 +1045,7 @@
     </w:p>
     <w:p>
       <w:r>
-        <w:t>Всего автоматизированных проверок: 80 (frontend e2e: 62 + smoke по всем разделам; backend: 15; analytics: 3). Все кейсы автоматизированы и входят в регрессию `make test`.</w:t>
+        <w:t>Всего автоматизированных проверок: 81 (frontend e2e: 63 + smoke по всем разделам; backend: 15; analytics: 3). Все кейсы автоматизированы и входят в регрессию `make test`.</w:t>
       </w:r>
     </w:p>
     <w:p>
@@ -2907,17 +2907,17 @@
           </w:tcPr>
           <w:p>
             <w:r>
-              <w:t>hglinks</w:t>
-            </w:r>
-          </w:p>
-        </w:tc>
-        <w:tc>
-          <w:tcPr>
-            <w:tcW w:type="dxa" w:w="2160"/>
-          </w:tcPr>
-          <w:p>
-            <w:r>
-              <w:t>dependency arrows — several predecessors, rollup, conflicts, branch/cycle checks, editing</w:t>
+              <w:t>stages panel</w:t>
+            </w:r>
+          </w:p>
+        </w:tc>
+        <w:tc>
+          <w:tcPr>
+            <w:tcW w:type="dxa" w:w="2160"/>
+          </w:tcPr>
+          <w:p>
+            <w:r>
+              <w:t>rows aligned, hint on one line at 420–560 px</w:t>
             </w:r>
           </w:p>
         </w:tc>
@@ -2949,17 +2949,17 @@
           </w:tcPr>
           <w:p>
             <w:r>
-              <w:t>hgantt stream</w:t>
-            </w:r>
-          </w:p>
-        </w:tc>
-        <w:tc>
-          <w:tcPr>
-            <w:tcW w:type="dxa" w:w="2160"/>
-          </w:tcPr>
-          <w:p>
-            <w:r>
-              <w:t>stories of stream features grouped under the feature row</w:t>
+              <w:t>hglinks</w:t>
+            </w:r>
+          </w:p>
+        </w:tc>
+        <w:tc>
+          <w:tcPr>
+            <w:tcW w:type="dxa" w:w="2160"/>
+          </w:tcPr>
+          <w:p>
+            <w:r>
+              <w:t>dependency arrows — several predecessors, rollup, conflicts, branch/cycle checks, editing</w:t>
             </w:r>
           </w:p>
         </w:tc>
@@ -3001,7 +3001,7 @@
           </w:tcPr>
           <w:p>
             <w:r>
-              <w:t>cross-team dependency marker on the stream feature row</w:t>
+              <w:t>stories of stream features grouped under the feature row</w:t>
             </w:r>
           </w:p>
         </w:tc>
@@ -3033,17 +3033,17 @@
           </w:tcPr>
           <w:p>
             <w:r>
-              <w:t>status-report</w:t>
-            </w:r>
-          </w:p>
-        </w:tc>
-        <w:tc>
-          <w:tcPr>
-            <w:tcW w:type="dxa" w:w="2160"/>
-          </w:tcPr>
-          <w:p>
-            <w:r>
-              <w:t>RAG summary generated from data</w:t>
+              <w:t>hgantt stream</w:t>
+            </w:r>
+          </w:p>
+        </w:tc>
+        <w:tc>
+          <w:tcPr>
+            <w:tcW w:type="dxa" w:w="2160"/>
+          </w:tcPr>
+          <w:p>
+            <w:r>
+              <w:t>cross-team dependency marker on the stream feature row</w:t>
             </w:r>
           </w:p>
         </w:tc>
@@ -3075,17 +3075,17 @@
           </w:tcPr>
           <w:p>
             <w:r>
-              <w:t>pm-registers</w:t>
-            </w:r>
-          </w:p>
-        </w:tc>
-        <w:tc>
-          <w:tcPr>
-            <w:tcW w:type="dxa" w:w="2160"/>
-          </w:tcPr>
-          <w:p>
-            <w:r>
-              <w:t>change/issues/stakeholders/... + portfolio snapshot</w:t>
+              <w:t>status-report</w:t>
+            </w:r>
+          </w:p>
+        </w:tc>
+        <w:tc>
+          <w:tcPr>
+            <w:tcW w:type="dxa" w:w="2160"/>
+          </w:tcPr>
+          <w:p>
+            <w:r>
+              <w:t>RAG summary generated from data</w:t>
             </w:r>
           </w:p>
         </w:tc>
@@ -3117,17 +3117,17 @@
           </w:tcPr>
           <w:p>
             <w:r>
-              <w:t>health-perf</w:t>
-            </w:r>
-          </w:p>
-        </w:tc>
-        <w:tc>
-          <w:tcPr>
-            <w:tcW w:type="dxa" w:w="2160"/>
-          </w:tcPr>
-          <w:p>
-            <w:r>
-              <w:t>bus factor, DORA, aging WIP, say-do, health check</w:t>
+              <w:t>pm-registers</w:t>
+            </w:r>
+          </w:p>
+        </w:tc>
+        <w:tc>
+          <w:tcPr>
+            <w:tcW w:type="dxa" w:w="2160"/>
+          </w:tcPr>
+          <w:p>
+            <w:r>
+              <w:t>change/issues/stakeholders/... + portfolio snapshot</w:t>
             </w:r>
           </w:p>
         </w:tc>
@@ -3159,17 +3159,17 @@
           </w:tcPr>
           <w:p>
             <w:r>
-              <w:t>nav</w:t>
-            </w:r>
-          </w:p>
-        </w:tc>
-        <w:tc>
-          <w:tcPr>
-            <w:tcW w:type="dxa" w:w="2160"/>
-          </w:tcPr>
-          <w:p>
-            <w:r>
-              <w:t>unique ids, containers, regrouped blocks</w:t>
+              <w:t>health-perf</w:t>
+            </w:r>
+          </w:p>
+        </w:tc>
+        <w:tc>
+          <w:tcPr>
+            <w:tcW w:type="dxa" w:w="2160"/>
+          </w:tcPr>
+          <w:p>
+            <w:r>
+              <w:t>bus factor, DORA, aging WIP, say-do, health check</w:t>
             </w:r>
           </w:p>
         </w:tc>
@@ -3201,17 +3201,17 @@
           </w:tcPr>
           <w:p>
             <w:r>
-              <w:t>org</w:t>
-            </w:r>
-          </w:p>
-        </w:tc>
-        <w:tc>
-          <w:tcPr>
-            <w:tcW w:type="dxa" w:w="2160"/>
-          </w:tcPr>
-          <w:p>
-            <w:r>
-              <w:t>streams &amp; teams — isolation, templates, switching, context</w:t>
+              <w:t>nav</w:t>
+            </w:r>
+          </w:p>
+        </w:tc>
+        <w:tc>
+          <w:tcPr>
+            <w:tcW w:type="dxa" w:w="2160"/>
+          </w:tcPr>
+          <w:p>
+            <w:r>
+              <w:t>unique ids, containers, regrouped blocks</w:t>
             </w:r>
           </w:p>
         </w:tc>
@@ -3253,7 +3253,7 @@
           </w:tcPr>
           <w:p>
             <w:r>
-              <w:t>import a team from JSON export</w:t>
+              <w:t>streams &amp; teams — isolation, templates, switching, context</w:t>
             </w:r>
           </w:p>
         </w:tc>
@@ -3295,7 +3295,7 @@
           </w:tcPr>
           <w:p>
             <w:r>
-              <w:t>header switcher lists teams and switches</w:t>
+              <w:t>import a team from JSON export</w:t>
             </w:r>
           </w:p>
         </w:tc>
@@ -3337,7 +3337,7 @@
           </w:tcPr>
           <w:p>
             <w:r>
-              <w:t>empty team renders every section</w:t>
+              <w:t>header switcher lists teams and switches</w:t>
             </w:r>
           </w:p>
         </w:tc>
@@ -3369,17 +3369,17 @@
           </w:tcPr>
           <w:p>
             <w:r>
-              <w:t>stream</w:t>
-            </w:r>
-          </w:p>
-        </w:tc>
-        <w:tc>
-          <w:tcPr>
-            <w:tcW w:type="dxa" w:w="2160"/>
-          </w:tcPr>
-          <w:p>
-            <w:r>
-              <w:t>aggregation, feature stories, PI board, predictability, ROAM, SoS</w:t>
+              <w:t>org</w:t>
+            </w:r>
+          </w:p>
+        </w:tc>
+        <w:tc>
+          <w:tcPr>
+            <w:tcW w:type="dxa" w:w="2160"/>
+          </w:tcPr>
+          <w:p>
+            <w:r>
+              <w:t>empty team renders every section</w:t>
             </w:r>
           </w:p>
         </w:tc>
@@ -3421,7 +3421,7 @@
           </w:tcPr>
           <w:p>
             <w:r>
-              <w:t>feature kanban, System Demo agenda, burn-up charts</w:t>
+              <w:t>aggregation, feature stories, PI board, predictability, ROAM, SoS</w:t>
             </w:r>
           </w:p>
         </w:tc>
@@ -3453,17 +3453,17 @@
           </w:tcPr>
           <w:p>
             <w:r>
-              <w:t>stream dashboard</w:t>
-            </w:r>
-          </w:p>
-        </w:tc>
-        <w:tc>
-          <w:tcPr>
-            <w:tcW w:type="dxa" w:w="2160"/>
-          </w:tcPr>
-          <w:p>
-            <w:r>
-              <w:t>aggregates, alerts, tabs, matrix/cards, panel, snapshots</w:t>
+              <w:t>stream</w:t>
+            </w:r>
+          </w:p>
+        </w:tc>
+        <w:tc>
+          <w:tcPr>
+            <w:tcW w:type="dxa" w:w="2160"/>
+          </w:tcPr>
+          <w:p>
+            <w:r>
+              <w:t>feature kanban, System Demo agenda, burn-up charts</w:t>
             </w:r>
           </w:p>
         </w:tc>
@@ -3495,17 +3495,17 @@
           </w:tcPr>
           <w:p>
             <w:r>
-              <w:t>stream maturity</w:t>
-            </w:r>
-          </w:p>
-        </w:tc>
-        <w:tc>
-          <w:tcPr>
-            <w:tcW w:type="dxa" w:w="2160"/>
-          </w:tcPr>
-          <w:p>
-            <w:r>
-              <w:t>votes, RTE final, indicators, mismatch, config, improvements</w:t>
+              <w:t>stream dashboard</w:t>
+            </w:r>
+          </w:p>
+        </w:tc>
+        <w:tc>
+          <w:tcPr>
+            <w:tcW w:type="dxa" w:w="2160"/>
+          </w:tcPr>
+          <w:p>
+            <w:r>
+              <w:t>aggregates, alerts, tabs, matrix/cards, panel, snapshots</w:t>
             </w:r>
           </w:p>
         </w:tc>
@@ -3537,17 +3537,17 @@
           </w:tcPr>
           <w:p>
             <w:r>
-              <w:t>ergonomics</w:t>
-            </w:r>
-          </w:p>
-        </w:tc>
-        <w:tc>
-          <w:tcPr>
-            <w:tcW w:type="dxa" w:w="2160"/>
-          </w:tcPr>
-          <w:p>
-            <w:r>
-              <w:t>lazy views, compact nav levels/hubs/tabs/search, quick create</w:t>
+              <w:t>stream maturity</w:t>
+            </w:r>
+          </w:p>
+        </w:tc>
+        <w:tc>
+          <w:tcPr>
+            <w:tcW w:type="dxa" w:w="2160"/>
+          </w:tcPr>
+          <w:p>
+            <w:r>
+              <w:t>votes, RTE final, indicators, mismatch, config, improvements</w:t>
             </w:r>
           </w:p>
         </w:tc>
@@ -3579,17 +3579,17 @@
           </w:tcPr>
           <w:p>
             <w:r>
-              <w:t>scenarios</w:t>
-            </w:r>
-          </w:p>
-        </w:tc>
-        <w:tc>
-          <w:tcPr>
-            <w:tcW w:type="dxa" w:w="2160"/>
-          </w:tcPr>
-          <w:p>
-            <w:r>
-              <w:t>my day, first steps, new stream wizard</w:t>
+              <w:t>ergonomics</w:t>
+            </w:r>
+          </w:p>
+        </w:tc>
+        <w:tc>
+          <w:tcPr>
+            <w:tcW w:type="dxa" w:w="2160"/>
+          </w:tcPr>
+          <w:p>
+            <w:r>
+              <w:t>lazy views, compact nav levels/hubs/tabs/search, quick create</w:t>
             </w:r>
           </w:p>
         </w:tc>
@@ -3621,17 +3621,17 @@
           </w:tcPr>
           <w:p>
             <w:r>
-              <w:t>profile</w:t>
-            </w:r>
-          </w:p>
-        </w:tc>
-        <w:tc>
-          <w:tcPr>
-            <w:tcW w:type="dxa" w:w="2160"/>
-          </w:tcPr>
-          <w:p>
-            <w:r>
-              <w:t>who am I, my work/time, mentions, settings, server binding &amp; own password</w:t>
+              <w:t>scenarios</w:t>
+            </w:r>
+          </w:p>
+        </w:tc>
+        <w:tc>
+          <w:tcPr>
+            <w:tcW w:type="dxa" w:w="2160"/>
+          </w:tcPr>
+          <w:p>
+            <w:r>
+              <w:t>my day, first steps, new stream wizard</w:t>
             </w:r>
           </w:p>
         </w:tc>
@@ -3663,17 +3663,17 @@
           </w:tcPr>
           <w:p>
             <w:r>
-              <w:t>viewer</w:t>
-            </w:r>
-          </w:p>
-        </w:tc>
-        <w:tc>
-          <w:tcPr>
-            <w:tcW w:type="dxa" w:w="2160"/>
-          </w:tcPr>
-          <w:p>
-            <w:r>
-              <w:t>personal controls stay usable, data read-only</w:t>
+              <w:t>profile</w:t>
+            </w:r>
+          </w:p>
+        </w:tc>
+        <w:tc>
+          <w:tcPr>
+            <w:tcW w:type="dxa" w:w="2160"/>
+          </w:tcPr>
+          <w:p>
+            <w:r>
+              <w:t>who am I, my work/time, mentions, settings, server binding &amp; own password</w:t>
             </w:r>
           </w:p>
         </w:tc>
@@ -3696,6 +3696,48 @@
           <w:p>
             <w:r>
               <w:t>TC-F061</w:t>
+            </w:r>
+          </w:p>
+        </w:tc>
+        <w:tc>
+          <w:tcPr>
+            <w:tcW w:type="dxa" w:w="2160"/>
+          </w:tcPr>
+          <w:p>
+            <w:r>
+              <w:t>viewer</w:t>
+            </w:r>
+          </w:p>
+        </w:tc>
+        <w:tc>
+          <w:tcPr>
+            <w:tcW w:type="dxa" w:w="2160"/>
+          </w:tcPr>
+          <w:p>
+            <w:r>
+              <w:t>personal controls stay usable, data read-only</w:t>
+            </w:r>
+          </w:p>
+        </w:tc>
+        <w:tc>
+          <w:tcPr>
+            <w:tcW w:type="dxa" w:w="2160"/>
+          </w:tcPr>
+          <w:p>
+            <w:r>
+              <w:t>e2e: run_e2e.py</w:t>
+            </w:r>
+          </w:p>
+        </w:tc>
+      </w:tr>
+      <w:tr>
+        <w:tc>
+          <w:tcPr>
+            <w:tcW w:type="dxa" w:w="2160"/>
+          </w:tcPr>
+          <w:p>
+            <w:r>
+              <w:t>TC-F062</w:t>
             </w:r>
           </w:p>
         </w:tc>
@@ -5233,7 +5275,7 @@
         <w:rPr>
           <w:i/>
         </w:rPr>
-        <w:t>Сгенерировано из набора тестов приложения «Управление стримами и командами» v2.11.0 (30.10.2026). Публикуется и обновляется при каждом релизе.</w:t>
+        <w:t>Сгенерировано из набора тестов приложения «Управление стримами и командами» v2.11.1 (30.10.2026). Публикуется и обновляется при каждом релизе.</w:t>
       </w:r>
     </w:p>
     <w:sectPr>

--- a/Тестовая документация/Тестовая_документация_Управление_стримами_и_командами.docx
+++ b/Тестовая документация/Тестовая_документация_Управление_стримами_и_командами.docx
@@ -15,7 +15,7 @@
         <w:rPr>
           <w:i/>
         </w:rPr>
-        <w:t>Управление стримами и командами · v2.11.1 · 30.10.2026</w:t>
+        <w:t>Управление стримами и командами · v2.12.0 · 30.10.2026</w:t>
       </w:r>
     </w:p>
     <w:p>
@@ -1045,7 +1045,7 @@
     </w:p>
     <w:p>
       <w:r>
-        <w:t>Всего автоматизированных проверок: 81 (frontend e2e: 63 + smoke по всем разделам; backend: 15; analytics: 3). Все кейсы автоматизированы и входят в регрессию `make test`.</w:t>
+        <w:t>Всего автоматизированных проверок: 83 (frontend e2e: 65 + smoke по всем разделам; backend: 15; analytics: 3). Все кейсы автоматизированы и входят в регрессию `make test`.</w:t>
       </w:r>
     </w:p>
     <w:p>
@@ -1153,7 +1153,7 @@
           </w:tcPr>
           <w:p>
             <w:r>
-              <w:t>Рендер каждого из 67 разделов NAV без ошибок консоли</w:t>
+              <w:t>Рендер каждого из 68 разделов NAV без ошибок консоли</w:t>
             </w:r>
           </w:p>
         </w:tc>
@@ -2991,17 +2991,17 @@
           </w:tcPr>
           <w:p>
             <w:r>
-              <w:t>hgantt stream</w:t>
-            </w:r>
-          </w:p>
-        </w:tc>
-        <w:tc>
-          <w:tcPr>
-            <w:tcW w:type="dxa" w:w="2160"/>
-          </w:tcPr>
-          <w:p>
-            <w:r>
-              <w:t>stories of stream features grouped under the feature row</w:t>
+              <w:t>hgplus</w:t>
+            </w:r>
+          </w:p>
+        </w:tc>
+        <w:tc>
+          <w:tcPr>
+            <w:tcW w:type="dxa" w:w="2160"/>
+          </w:tcPr>
+          <w:p>
+            <w:r>
+              <w:t>scale/scroll, milestones, filters, columns, drag, baseline, forecast, load, export</w:t>
             </w:r>
           </w:p>
         </w:tc>
@@ -3033,17 +3033,17 @@
           </w:tcPr>
           <w:p>
             <w:r>
-              <w:t>hgantt stream</w:t>
-            </w:r>
-          </w:p>
-        </w:tc>
-        <w:tc>
-          <w:tcPr>
-            <w:tcW w:type="dxa" w:w="2160"/>
-          </w:tcPr>
-          <w:p>
-            <w:r>
-              <w:t>cross-team dependency marker on the stream feature row</w:t>
+              <w:t>sgantt</w:t>
+            </w:r>
+          </w:p>
+        </w:tc>
+        <w:tc>
+          <w:tcPr>
+            <w:tcW w:type="dxa" w:w="2160"/>
+          </w:tcPr>
+          <w:p>
+            <w:r>
+              <w:t>stream Gantt — features → teams → stories, PI iterations, cross-team arrows</w:t>
             </w:r>
           </w:p>
         </w:tc>
@@ -3075,17 +3075,17 @@
           </w:tcPr>
           <w:p>
             <w:r>
-              <w:t>status-report</w:t>
-            </w:r>
-          </w:p>
-        </w:tc>
-        <w:tc>
-          <w:tcPr>
-            <w:tcW w:type="dxa" w:w="2160"/>
-          </w:tcPr>
-          <w:p>
-            <w:r>
-              <w:t>RAG summary generated from data</w:t>
+              <w:t>hgantt stream</w:t>
+            </w:r>
+          </w:p>
+        </w:tc>
+        <w:tc>
+          <w:tcPr>
+            <w:tcW w:type="dxa" w:w="2160"/>
+          </w:tcPr>
+          <w:p>
+            <w:r>
+              <w:t>stories of stream features grouped under the feature row</w:t>
             </w:r>
           </w:p>
         </w:tc>
@@ -3117,17 +3117,17 @@
           </w:tcPr>
           <w:p>
             <w:r>
-              <w:t>pm-registers</w:t>
-            </w:r>
-          </w:p>
-        </w:tc>
-        <w:tc>
-          <w:tcPr>
-            <w:tcW w:type="dxa" w:w="2160"/>
-          </w:tcPr>
-          <w:p>
-            <w:r>
-              <w:t>change/issues/stakeholders/... + portfolio snapshot</w:t>
+              <w:t>hgantt stream</w:t>
+            </w:r>
+          </w:p>
+        </w:tc>
+        <w:tc>
+          <w:tcPr>
+            <w:tcW w:type="dxa" w:w="2160"/>
+          </w:tcPr>
+          <w:p>
+            <w:r>
+              <w:t>cross-team dependency marker on the stream feature row</w:t>
             </w:r>
           </w:p>
         </w:tc>
@@ -3159,17 +3159,17 @@
           </w:tcPr>
           <w:p>
             <w:r>
-              <w:t>health-perf</w:t>
-            </w:r>
-          </w:p>
-        </w:tc>
-        <w:tc>
-          <w:tcPr>
-            <w:tcW w:type="dxa" w:w="2160"/>
-          </w:tcPr>
-          <w:p>
-            <w:r>
-              <w:t>bus factor, DORA, aging WIP, say-do, health check</w:t>
+              <w:t>status-report</w:t>
+            </w:r>
+          </w:p>
+        </w:tc>
+        <w:tc>
+          <w:tcPr>
+            <w:tcW w:type="dxa" w:w="2160"/>
+          </w:tcPr>
+          <w:p>
+            <w:r>
+              <w:t>RAG summary generated from data</w:t>
             </w:r>
           </w:p>
         </w:tc>
@@ -3201,17 +3201,17 @@
           </w:tcPr>
           <w:p>
             <w:r>
-              <w:t>nav</w:t>
-            </w:r>
-          </w:p>
-        </w:tc>
-        <w:tc>
-          <w:tcPr>
-            <w:tcW w:type="dxa" w:w="2160"/>
-          </w:tcPr>
-          <w:p>
-            <w:r>
-              <w:t>unique ids, containers, regrouped blocks</w:t>
+              <w:t>pm-registers</w:t>
+            </w:r>
+          </w:p>
+        </w:tc>
+        <w:tc>
+          <w:tcPr>
+            <w:tcW w:type="dxa" w:w="2160"/>
+          </w:tcPr>
+          <w:p>
+            <w:r>
+              <w:t>change/issues/stakeholders/... + portfolio snapshot</w:t>
             </w:r>
           </w:p>
         </w:tc>
@@ -3243,17 +3243,17 @@
           </w:tcPr>
           <w:p>
             <w:r>
-              <w:t>org</w:t>
-            </w:r>
-          </w:p>
-        </w:tc>
-        <w:tc>
-          <w:tcPr>
-            <w:tcW w:type="dxa" w:w="2160"/>
-          </w:tcPr>
-          <w:p>
-            <w:r>
-              <w:t>streams &amp; teams — isolation, templates, switching, context</w:t>
+              <w:t>health-perf</w:t>
+            </w:r>
+          </w:p>
+        </w:tc>
+        <w:tc>
+          <w:tcPr>
+            <w:tcW w:type="dxa" w:w="2160"/>
+          </w:tcPr>
+          <w:p>
+            <w:r>
+              <w:t>bus factor, DORA, aging WIP, say-do, health check</w:t>
             </w:r>
           </w:p>
         </w:tc>
@@ -3285,17 +3285,17 @@
           </w:tcPr>
           <w:p>
             <w:r>
-              <w:t>org</w:t>
-            </w:r>
-          </w:p>
-        </w:tc>
-        <w:tc>
-          <w:tcPr>
-            <w:tcW w:type="dxa" w:w="2160"/>
-          </w:tcPr>
-          <w:p>
-            <w:r>
-              <w:t>import a team from JSON export</w:t>
+              <w:t>nav</w:t>
+            </w:r>
+          </w:p>
+        </w:tc>
+        <w:tc>
+          <w:tcPr>
+            <w:tcW w:type="dxa" w:w="2160"/>
+          </w:tcPr>
+          <w:p>
+            <w:r>
+              <w:t>unique ids, containers, regrouped blocks</w:t>
             </w:r>
           </w:p>
         </w:tc>
@@ -3337,7 +3337,7 @@
           </w:tcPr>
           <w:p>
             <w:r>
-              <w:t>header switcher lists teams and switches</w:t>
+              <w:t>streams &amp; teams — isolation, templates, switching, context</w:t>
             </w:r>
           </w:p>
         </w:tc>
@@ -3379,7 +3379,7 @@
           </w:tcPr>
           <w:p>
             <w:r>
-              <w:t>empty team renders every section</w:t>
+              <w:t>import a team from JSON export</w:t>
             </w:r>
           </w:p>
         </w:tc>
@@ -3411,17 +3411,17 @@
           </w:tcPr>
           <w:p>
             <w:r>
-              <w:t>stream</w:t>
-            </w:r>
-          </w:p>
-        </w:tc>
-        <w:tc>
-          <w:tcPr>
-            <w:tcW w:type="dxa" w:w="2160"/>
-          </w:tcPr>
-          <w:p>
-            <w:r>
-              <w:t>aggregation, feature stories, PI board, predictability, ROAM, SoS</w:t>
+              <w:t>org</w:t>
+            </w:r>
+          </w:p>
+        </w:tc>
+        <w:tc>
+          <w:tcPr>
+            <w:tcW w:type="dxa" w:w="2160"/>
+          </w:tcPr>
+          <w:p>
+            <w:r>
+              <w:t>header switcher lists teams and switches</w:t>
             </w:r>
           </w:p>
         </w:tc>
@@ -3453,17 +3453,17 @@
           </w:tcPr>
           <w:p>
             <w:r>
-              <w:t>stream</w:t>
-            </w:r>
-          </w:p>
-        </w:tc>
-        <w:tc>
-          <w:tcPr>
-            <w:tcW w:type="dxa" w:w="2160"/>
-          </w:tcPr>
-          <w:p>
-            <w:r>
-              <w:t>feature kanban, System Demo agenda, burn-up charts</w:t>
+              <w:t>org</w:t>
+            </w:r>
+          </w:p>
+        </w:tc>
+        <w:tc>
+          <w:tcPr>
+            <w:tcW w:type="dxa" w:w="2160"/>
+          </w:tcPr>
+          <w:p>
+            <w:r>
+              <w:t>empty team renders every section</w:t>
             </w:r>
           </w:p>
         </w:tc>
@@ -3495,17 +3495,17 @@
           </w:tcPr>
           <w:p>
             <w:r>
-              <w:t>stream dashboard</w:t>
-            </w:r>
-          </w:p>
-        </w:tc>
-        <w:tc>
-          <w:tcPr>
-            <w:tcW w:type="dxa" w:w="2160"/>
-          </w:tcPr>
-          <w:p>
-            <w:r>
-              <w:t>aggregates, alerts, tabs, matrix/cards, panel, snapshots</w:t>
+              <w:t>stream</w:t>
+            </w:r>
+          </w:p>
+        </w:tc>
+        <w:tc>
+          <w:tcPr>
+            <w:tcW w:type="dxa" w:w="2160"/>
+          </w:tcPr>
+          <w:p>
+            <w:r>
+              <w:t>aggregation, feature stories, PI board, predictability, ROAM, SoS</w:t>
             </w:r>
           </w:p>
         </w:tc>
@@ -3537,17 +3537,17 @@
           </w:tcPr>
           <w:p>
             <w:r>
-              <w:t>stream maturity</w:t>
-            </w:r>
-          </w:p>
-        </w:tc>
-        <w:tc>
-          <w:tcPr>
-            <w:tcW w:type="dxa" w:w="2160"/>
-          </w:tcPr>
-          <w:p>
-            <w:r>
-              <w:t>votes, RTE final, indicators, mismatch, config, improvements</w:t>
+              <w:t>stream</w:t>
+            </w:r>
+          </w:p>
+        </w:tc>
+        <w:tc>
+          <w:tcPr>
+            <w:tcW w:type="dxa" w:w="2160"/>
+          </w:tcPr>
+          <w:p>
+            <w:r>
+              <w:t>feature kanban, System Demo agenda, burn-up charts</w:t>
             </w:r>
           </w:p>
         </w:tc>
@@ -3579,17 +3579,17 @@
           </w:tcPr>
           <w:p>
             <w:r>
-              <w:t>ergonomics</w:t>
-            </w:r>
-          </w:p>
-        </w:tc>
-        <w:tc>
-          <w:tcPr>
-            <w:tcW w:type="dxa" w:w="2160"/>
-          </w:tcPr>
-          <w:p>
-            <w:r>
-              <w:t>lazy views, compact nav levels/hubs/tabs/search, quick create</w:t>
+              <w:t>stream dashboard</w:t>
+            </w:r>
+          </w:p>
+        </w:tc>
+        <w:tc>
+          <w:tcPr>
+            <w:tcW w:type="dxa" w:w="2160"/>
+          </w:tcPr>
+          <w:p>
+            <w:r>
+              <w:t>aggregates, alerts, tabs, matrix/cards, panel, snapshots</w:t>
             </w:r>
           </w:p>
         </w:tc>
@@ -3621,17 +3621,17 @@
           </w:tcPr>
           <w:p>
             <w:r>
-              <w:t>scenarios</w:t>
-            </w:r>
-          </w:p>
-        </w:tc>
-        <w:tc>
-          <w:tcPr>
-            <w:tcW w:type="dxa" w:w="2160"/>
-          </w:tcPr>
-          <w:p>
-            <w:r>
-              <w:t>my day, first steps, new stream wizard</w:t>
+              <w:t>stream maturity</w:t>
+            </w:r>
+          </w:p>
+        </w:tc>
+        <w:tc>
+          <w:tcPr>
+            <w:tcW w:type="dxa" w:w="2160"/>
+          </w:tcPr>
+          <w:p>
+            <w:r>
+              <w:t>votes, RTE final, indicators, mismatch, config, improvements</w:t>
             </w:r>
           </w:p>
         </w:tc>
@@ -3663,17 +3663,17 @@
           </w:tcPr>
           <w:p>
             <w:r>
-              <w:t>profile</w:t>
-            </w:r>
-          </w:p>
-        </w:tc>
-        <w:tc>
-          <w:tcPr>
-            <w:tcW w:type="dxa" w:w="2160"/>
-          </w:tcPr>
-          <w:p>
-            <w:r>
-              <w:t>who am I, my work/time, mentions, settings, server binding &amp; own password</w:t>
+              <w:t>ergonomics</w:t>
+            </w:r>
+          </w:p>
+        </w:tc>
+        <w:tc>
+          <w:tcPr>
+            <w:tcW w:type="dxa" w:w="2160"/>
+          </w:tcPr>
+          <w:p>
+            <w:r>
+              <w:t>lazy views, compact nav levels/hubs/tabs/search, quick create</w:t>
             </w:r>
           </w:p>
         </w:tc>
@@ -3705,17 +3705,17 @@
           </w:tcPr>
           <w:p>
             <w:r>
-              <w:t>viewer</w:t>
-            </w:r>
-          </w:p>
-        </w:tc>
-        <w:tc>
-          <w:tcPr>
-            <w:tcW w:type="dxa" w:w="2160"/>
-          </w:tcPr>
-          <w:p>
-            <w:r>
-              <w:t>personal controls stay usable, data read-only</w:t>
+              <w:t>scenarios</w:t>
+            </w:r>
+          </w:p>
+        </w:tc>
+        <w:tc>
+          <w:tcPr>
+            <w:tcW w:type="dxa" w:w="2160"/>
+          </w:tcPr>
+          <w:p>
+            <w:r>
+              <w:t>my day, first steps, new stream wizard</w:t>
             </w:r>
           </w:p>
         </w:tc>
@@ -3738,6 +3738,90 @@
           <w:p>
             <w:r>
               <w:t>TC-F062</w:t>
+            </w:r>
+          </w:p>
+        </w:tc>
+        <w:tc>
+          <w:tcPr>
+            <w:tcW w:type="dxa" w:w="2160"/>
+          </w:tcPr>
+          <w:p>
+            <w:r>
+              <w:t>profile</w:t>
+            </w:r>
+          </w:p>
+        </w:tc>
+        <w:tc>
+          <w:tcPr>
+            <w:tcW w:type="dxa" w:w="2160"/>
+          </w:tcPr>
+          <w:p>
+            <w:r>
+              <w:t>who am I, my work/time, mentions, settings, server binding &amp; own password</w:t>
+            </w:r>
+          </w:p>
+        </w:tc>
+        <w:tc>
+          <w:tcPr>
+            <w:tcW w:type="dxa" w:w="2160"/>
+          </w:tcPr>
+          <w:p>
+            <w:r>
+              <w:t>e2e: run_e2e.py</w:t>
+            </w:r>
+          </w:p>
+        </w:tc>
+      </w:tr>
+      <w:tr>
+        <w:tc>
+          <w:tcPr>
+            <w:tcW w:type="dxa" w:w="2160"/>
+          </w:tcPr>
+          <w:p>
+            <w:r>
+              <w:t>TC-F063</w:t>
+            </w:r>
+          </w:p>
+        </w:tc>
+        <w:tc>
+          <w:tcPr>
+            <w:tcW w:type="dxa" w:w="2160"/>
+          </w:tcPr>
+          <w:p>
+            <w:r>
+              <w:t>viewer</w:t>
+            </w:r>
+          </w:p>
+        </w:tc>
+        <w:tc>
+          <w:tcPr>
+            <w:tcW w:type="dxa" w:w="2160"/>
+          </w:tcPr>
+          <w:p>
+            <w:r>
+              <w:t>personal controls stay usable, data read-only</w:t>
+            </w:r>
+          </w:p>
+        </w:tc>
+        <w:tc>
+          <w:tcPr>
+            <w:tcW w:type="dxa" w:w="2160"/>
+          </w:tcPr>
+          <w:p>
+            <w:r>
+              <w:t>e2e: run_e2e.py</w:t>
+            </w:r>
+          </w:p>
+        </w:tc>
+      </w:tr>
+      <w:tr>
+        <w:tc>
+          <w:tcPr>
+            <w:tcW w:type="dxa" w:w="2160"/>
+          </w:tcPr>
+          <w:p>
+            <w:r>
+              <w:t>TC-F064</w:t>
             </w:r>
           </w:p>
         </w:tc>
@@ -4784,17 +4868,17 @@
           </w:tcPr>
           <w:p>
             <w:r>
-              <w:t>7</w:t>
-            </w:r>
-          </w:p>
-        </w:tc>
-        <w:tc>
-          <w:tcPr>
-            <w:tcW w:type="dxa" w:w="2160"/>
-          </w:tcPr>
-          <w:p>
-            <w:r>
-              <w:t>Дашборд стрима, Фичи стрима, PI стрима, Риски ROAM, Scrum of Scrums, System Demo, Зрелость стрима</w:t>
+              <w:t>8</w:t>
+            </w:r>
+          </w:p>
+        </w:tc>
+        <w:tc>
+          <w:tcPr>
+            <w:tcW w:type="dxa" w:w="2160"/>
+          </w:tcPr>
+          <w:p>
+            <w:r>
+              <w:t>Дашборд стрима, Фичи стрима, PI стрима, Гант стрима, Риски ROAM, Scrum of Scrums, System Demo, Зрелость стрима</w:t>
             </w:r>
           </w:p>
         </w:tc>
@@ -5275,7 +5359,7 @@
         <w:rPr>
           <w:i/>
         </w:rPr>
-        <w:t>Сгенерировано из набора тестов приложения «Управление стримами и командами» v2.11.1 (30.10.2026). Публикуется и обновляется при каждом релизе.</w:t>
+        <w:t>Сгенерировано из набора тестов приложения «Управление стримами и командами» v2.12.0 (30.10.2026). Публикуется и обновляется при каждом релизе.</w:t>
       </w:r>
     </w:p>
     <w:sectPr>

--- a/Тестовая документация/Тестовая_документация_Управление_стримами_и_командами.docx
+++ b/Тестовая документация/Тестовая_документация_Управление_стримами_и_командами.docx
@@ -15,7 +15,7 @@
         <w:rPr>
           <w:i/>
         </w:rPr>
-        <w:t>Управление стримами и командами · v2.12.0 · 30.10.2026</w:t>
+        <w:t>Управление стримами и командами · v2.13.0 · 30.10.2026</w:t>
       </w:r>
     </w:p>
     <w:p>
@@ -1045,7 +1045,7 @@
     </w:p>
     <w:p>
       <w:r>
-        <w:t>Всего автоматизированных проверок: 83 (frontend e2e: 65 + smoke по всем разделам; backend: 15; analytics: 3). Все кейсы автоматизированы и входят в регрессию `make test`.</w:t>
+        <w:t>Всего автоматизированных проверок: 85 (frontend e2e: 67 + smoke по всем разделам; backend: 15; analytics: 3). Все кейсы автоматизированы и входят в регрессию `make test`.</w:t>
       </w:r>
     </w:p>
     <w:p>
@@ -3033,17 +3033,17 @@
           </w:tcPr>
           <w:p>
             <w:r>
-              <w:t>sgantt</w:t>
-            </w:r>
-          </w:p>
-        </w:tc>
-        <w:tc>
-          <w:tcPr>
-            <w:tcW w:type="dxa" w:w="2160"/>
-          </w:tcPr>
-          <w:p>
-            <w:r>
-              <w:t>stream Gantt — features → teams → stories, PI iterations, cross-team arrows</w:t>
+              <w:t>hglight</w:t>
+            </w:r>
+          </w:p>
+        </w:tc>
+        <w:tc>
+          <w:tcPr>
+            <w:tcW w:type="dxa" w:w="2160"/>
+          </w:tcPr>
+          <w:p>
+            <w:r>
+              <w:t>view modes, KPI chips, focus, density, legend by layers, PPTX by epics</w:t>
             </w:r>
           </w:p>
         </w:tc>
@@ -3075,17 +3075,17 @@
           </w:tcPr>
           <w:p>
             <w:r>
-              <w:t>hgantt stream</w:t>
-            </w:r>
-          </w:p>
-        </w:tc>
-        <w:tc>
-          <w:tcPr>
-            <w:tcW w:type="dxa" w:w="2160"/>
-          </w:tcPr>
-          <w:p>
-            <w:r>
-              <w:t>stories of stream features grouped under the feature row</w:t>
+              <w:t>sgantt</w:t>
+            </w:r>
+          </w:p>
+        </w:tc>
+        <w:tc>
+          <w:tcPr>
+            <w:tcW w:type="dxa" w:w="2160"/>
+          </w:tcPr>
+          <w:p>
+            <w:r>
+              <w:t>stream Gantt — features → teams → stories, PI iterations, cross-team arrows</w:t>
             </w:r>
           </w:p>
         </w:tc>
@@ -3117,17 +3117,17 @@
           </w:tcPr>
           <w:p>
             <w:r>
-              <w:t>hgantt stream</w:t>
-            </w:r>
-          </w:p>
-        </w:tc>
-        <w:tc>
-          <w:tcPr>
-            <w:tcW w:type="dxa" w:w="2160"/>
-          </w:tcPr>
-          <w:p>
-            <w:r>
-              <w:t>cross-team dependency marker on the stream feature row</w:t>
+              <w:t>sgpptx</w:t>
+            </w:r>
+          </w:p>
+        </w:tc>
+        <w:tc>
+          <w:tcPr>
+            <w:tcW w:type="dxa" w:w="2160"/>
+          </w:tcPr>
+          <w:p>
+            <w:r>
+              <w:t>stream Gantt PPTX — overview, slide per feature, summary, dependencies</w:t>
             </w:r>
           </w:p>
         </w:tc>
@@ -3159,17 +3159,17 @@
           </w:tcPr>
           <w:p>
             <w:r>
-              <w:t>status-report</w:t>
-            </w:r>
-          </w:p>
-        </w:tc>
-        <w:tc>
-          <w:tcPr>
-            <w:tcW w:type="dxa" w:w="2160"/>
-          </w:tcPr>
-          <w:p>
-            <w:r>
-              <w:t>RAG summary generated from data</w:t>
+              <w:t>hgantt stream</w:t>
+            </w:r>
+          </w:p>
+        </w:tc>
+        <w:tc>
+          <w:tcPr>
+            <w:tcW w:type="dxa" w:w="2160"/>
+          </w:tcPr>
+          <w:p>
+            <w:r>
+              <w:t>stories of stream features grouped under the feature row</w:t>
             </w:r>
           </w:p>
         </w:tc>
@@ -3201,17 +3201,17 @@
           </w:tcPr>
           <w:p>
             <w:r>
-              <w:t>pm-registers</w:t>
-            </w:r>
-          </w:p>
-        </w:tc>
-        <w:tc>
-          <w:tcPr>
-            <w:tcW w:type="dxa" w:w="2160"/>
-          </w:tcPr>
-          <w:p>
-            <w:r>
-              <w:t>change/issues/stakeholders/... + portfolio snapshot</w:t>
+              <w:t>hgantt stream</w:t>
+            </w:r>
+          </w:p>
+        </w:tc>
+        <w:tc>
+          <w:tcPr>
+            <w:tcW w:type="dxa" w:w="2160"/>
+          </w:tcPr>
+          <w:p>
+            <w:r>
+              <w:t>cross-team dependency marker on the stream feature row</w:t>
             </w:r>
           </w:p>
         </w:tc>
@@ -3243,17 +3243,17 @@
           </w:tcPr>
           <w:p>
             <w:r>
-              <w:t>health-perf</w:t>
-            </w:r>
-          </w:p>
-        </w:tc>
-        <w:tc>
-          <w:tcPr>
-            <w:tcW w:type="dxa" w:w="2160"/>
-          </w:tcPr>
-          <w:p>
-            <w:r>
-              <w:t>bus factor, DORA, aging WIP, say-do, health check</w:t>
+              <w:t>status-report</w:t>
+            </w:r>
+          </w:p>
+        </w:tc>
+        <w:tc>
+          <w:tcPr>
+            <w:tcW w:type="dxa" w:w="2160"/>
+          </w:tcPr>
+          <w:p>
+            <w:r>
+              <w:t>RAG summary generated from data</w:t>
             </w:r>
           </w:p>
         </w:tc>
@@ -3285,17 +3285,17 @@
           </w:tcPr>
           <w:p>
             <w:r>
-              <w:t>nav</w:t>
-            </w:r>
-          </w:p>
-        </w:tc>
-        <w:tc>
-          <w:tcPr>
-            <w:tcW w:type="dxa" w:w="2160"/>
-          </w:tcPr>
-          <w:p>
-            <w:r>
-              <w:t>unique ids, containers, regrouped blocks</w:t>
+              <w:t>pm-registers</w:t>
+            </w:r>
+          </w:p>
+        </w:tc>
+        <w:tc>
+          <w:tcPr>
+            <w:tcW w:type="dxa" w:w="2160"/>
+          </w:tcPr>
+          <w:p>
+            <w:r>
+              <w:t>change/issues/stakeholders/... + portfolio snapshot</w:t>
             </w:r>
           </w:p>
         </w:tc>
@@ -3327,17 +3327,17 @@
           </w:tcPr>
           <w:p>
             <w:r>
-              <w:t>org</w:t>
-            </w:r>
-          </w:p>
-        </w:tc>
-        <w:tc>
-          <w:tcPr>
-            <w:tcW w:type="dxa" w:w="2160"/>
-          </w:tcPr>
-          <w:p>
-            <w:r>
-              <w:t>streams &amp; teams — isolation, templates, switching, context</w:t>
+              <w:t>health-perf</w:t>
+            </w:r>
+          </w:p>
+        </w:tc>
+        <w:tc>
+          <w:tcPr>
+            <w:tcW w:type="dxa" w:w="2160"/>
+          </w:tcPr>
+          <w:p>
+            <w:r>
+              <w:t>bus factor, DORA, aging WIP, say-do, health check</w:t>
             </w:r>
           </w:p>
         </w:tc>
@@ -3369,17 +3369,17 @@
           </w:tcPr>
           <w:p>
             <w:r>
-              <w:t>org</w:t>
-            </w:r>
-          </w:p>
-        </w:tc>
-        <w:tc>
-          <w:tcPr>
-            <w:tcW w:type="dxa" w:w="2160"/>
-          </w:tcPr>
-          <w:p>
-            <w:r>
-              <w:t>import a team from JSON export</w:t>
+              <w:t>nav</w:t>
+            </w:r>
+          </w:p>
+        </w:tc>
+        <w:tc>
+          <w:tcPr>
+            <w:tcW w:type="dxa" w:w="2160"/>
+          </w:tcPr>
+          <w:p>
+            <w:r>
+              <w:t>unique ids, containers, regrouped blocks</w:t>
             </w:r>
           </w:p>
         </w:tc>
@@ -3421,7 +3421,7 @@
           </w:tcPr>
           <w:p>
             <w:r>
-              <w:t>header switcher lists teams and switches</w:t>
+              <w:t>streams &amp; teams — isolation, templates, switching, context</w:t>
             </w:r>
           </w:p>
         </w:tc>
@@ -3463,7 +3463,7 @@
           </w:tcPr>
           <w:p>
             <w:r>
-              <w:t>empty team renders every section</w:t>
+              <w:t>import a team from JSON export</w:t>
             </w:r>
           </w:p>
         </w:tc>
@@ -3495,17 +3495,17 @@
           </w:tcPr>
           <w:p>
             <w:r>
-              <w:t>stream</w:t>
-            </w:r>
-          </w:p>
-        </w:tc>
-        <w:tc>
-          <w:tcPr>
-            <w:tcW w:type="dxa" w:w="2160"/>
-          </w:tcPr>
-          <w:p>
-            <w:r>
-              <w:t>aggregation, feature stories, PI board, predictability, ROAM, SoS</w:t>
+              <w:t>org</w:t>
+            </w:r>
+          </w:p>
+        </w:tc>
+        <w:tc>
+          <w:tcPr>
+            <w:tcW w:type="dxa" w:w="2160"/>
+          </w:tcPr>
+          <w:p>
+            <w:r>
+              <w:t>header switcher lists teams and switches</w:t>
             </w:r>
           </w:p>
         </w:tc>
@@ -3537,17 +3537,17 @@
           </w:tcPr>
           <w:p>
             <w:r>
-              <w:t>stream</w:t>
-            </w:r>
-          </w:p>
-        </w:tc>
-        <w:tc>
-          <w:tcPr>
-            <w:tcW w:type="dxa" w:w="2160"/>
-          </w:tcPr>
-          <w:p>
-            <w:r>
-              <w:t>feature kanban, System Demo agenda, burn-up charts</w:t>
+              <w:t>org</w:t>
+            </w:r>
+          </w:p>
+        </w:tc>
+        <w:tc>
+          <w:tcPr>
+            <w:tcW w:type="dxa" w:w="2160"/>
+          </w:tcPr>
+          <w:p>
+            <w:r>
+              <w:t>empty team renders every section</w:t>
             </w:r>
           </w:p>
         </w:tc>
@@ -3579,17 +3579,17 @@
           </w:tcPr>
           <w:p>
             <w:r>
-              <w:t>stream dashboard</w:t>
-            </w:r>
-          </w:p>
-        </w:tc>
-        <w:tc>
-          <w:tcPr>
-            <w:tcW w:type="dxa" w:w="2160"/>
-          </w:tcPr>
-          <w:p>
-            <w:r>
-              <w:t>aggregates, alerts, tabs, matrix/cards, panel, snapshots</w:t>
+              <w:t>stream</w:t>
+            </w:r>
+          </w:p>
+        </w:tc>
+        <w:tc>
+          <w:tcPr>
+            <w:tcW w:type="dxa" w:w="2160"/>
+          </w:tcPr>
+          <w:p>
+            <w:r>
+              <w:t>aggregation, feature stories, PI board, predictability, ROAM, SoS</w:t>
             </w:r>
           </w:p>
         </w:tc>
@@ -3621,17 +3621,17 @@
           </w:tcPr>
           <w:p>
             <w:r>
-              <w:t>stream maturity</w:t>
-            </w:r>
-          </w:p>
-        </w:tc>
-        <w:tc>
-          <w:tcPr>
-            <w:tcW w:type="dxa" w:w="2160"/>
-          </w:tcPr>
-          <w:p>
-            <w:r>
-              <w:t>votes, RTE final, indicators, mismatch, config, improvements</w:t>
+              <w:t>stream</w:t>
+            </w:r>
+          </w:p>
+        </w:tc>
+        <w:tc>
+          <w:tcPr>
+            <w:tcW w:type="dxa" w:w="2160"/>
+          </w:tcPr>
+          <w:p>
+            <w:r>
+              <w:t>feature kanban, System Demo agenda, burn-up charts</w:t>
             </w:r>
           </w:p>
         </w:tc>
@@ -3663,17 +3663,17 @@
           </w:tcPr>
           <w:p>
             <w:r>
-              <w:t>ergonomics</w:t>
-            </w:r>
-          </w:p>
-        </w:tc>
-        <w:tc>
-          <w:tcPr>
-            <w:tcW w:type="dxa" w:w="2160"/>
-          </w:tcPr>
-          <w:p>
-            <w:r>
-              <w:t>lazy views, compact nav levels/hubs/tabs/search, quick create</w:t>
+              <w:t>stream dashboard</w:t>
+            </w:r>
+          </w:p>
+        </w:tc>
+        <w:tc>
+          <w:tcPr>
+            <w:tcW w:type="dxa" w:w="2160"/>
+          </w:tcPr>
+          <w:p>
+            <w:r>
+              <w:t>aggregates, alerts, tabs, matrix/cards, panel, snapshots</w:t>
             </w:r>
           </w:p>
         </w:tc>
@@ -3705,17 +3705,17 @@
           </w:tcPr>
           <w:p>
             <w:r>
-              <w:t>scenarios</w:t>
-            </w:r>
-          </w:p>
-        </w:tc>
-        <w:tc>
-          <w:tcPr>
-            <w:tcW w:type="dxa" w:w="2160"/>
-          </w:tcPr>
-          <w:p>
-            <w:r>
-              <w:t>my day, first steps, new stream wizard</w:t>
+              <w:t>stream maturity</w:t>
+            </w:r>
+          </w:p>
+        </w:tc>
+        <w:tc>
+          <w:tcPr>
+            <w:tcW w:type="dxa" w:w="2160"/>
+          </w:tcPr>
+          <w:p>
+            <w:r>
+              <w:t>votes, RTE final, indicators, mismatch, config, improvements</w:t>
             </w:r>
           </w:p>
         </w:tc>
@@ -3747,17 +3747,17 @@
           </w:tcPr>
           <w:p>
             <w:r>
-              <w:t>profile</w:t>
-            </w:r>
-          </w:p>
-        </w:tc>
-        <w:tc>
-          <w:tcPr>
-            <w:tcW w:type="dxa" w:w="2160"/>
-          </w:tcPr>
-          <w:p>
-            <w:r>
-              <w:t>who am I, my work/time, mentions, settings, server binding &amp; own password</w:t>
+              <w:t>ergonomics</w:t>
+            </w:r>
+          </w:p>
+        </w:tc>
+        <w:tc>
+          <w:tcPr>
+            <w:tcW w:type="dxa" w:w="2160"/>
+          </w:tcPr>
+          <w:p>
+            <w:r>
+              <w:t>lazy views, compact nav levels/hubs/tabs/search, quick create</w:t>
             </w:r>
           </w:p>
         </w:tc>
@@ -3789,17 +3789,17 @@
           </w:tcPr>
           <w:p>
             <w:r>
-              <w:t>viewer</w:t>
-            </w:r>
-          </w:p>
-        </w:tc>
-        <w:tc>
-          <w:tcPr>
-            <w:tcW w:type="dxa" w:w="2160"/>
-          </w:tcPr>
-          <w:p>
-            <w:r>
-              <w:t>personal controls stay usable, data read-only</w:t>
+              <w:t>scenarios</w:t>
+            </w:r>
+          </w:p>
+        </w:tc>
+        <w:tc>
+          <w:tcPr>
+            <w:tcW w:type="dxa" w:w="2160"/>
+          </w:tcPr>
+          <w:p>
+            <w:r>
+              <w:t>my day, first steps, new stream wizard</w:t>
             </w:r>
           </w:p>
         </w:tc>
@@ -3822,6 +3822,90 @@
           <w:p>
             <w:r>
               <w:t>TC-F064</w:t>
+            </w:r>
+          </w:p>
+        </w:tc>
+        <w:tc>
+          <w:tcPr>
+            <w:tcW w:type="dxa" w:w="2160"/>
+          </w:tcPr>
+          <w:p>
+            <w:r>
+              <w:t>profile</w:t>
+            </w:r>
+          </w:p>
+        </w:tc>
+        <w:tc>
+          <w:tcPr>
+            <w:tcW w:type="dxa" w:w="2160"/>
+          </w:tcPr>
+          <w:p>
+            <w:r>
+              <w:t>who am I, my work/time, mentions, settings, server binding &amp; own password</w:t>
+            </w:r>
+          </w:p>
+        </w:tc>
+        <w:tc>
+          <w:tcPr>
+            <w:tcW w:type="dxa" w:w="2160"/>
+          </w:tcPr>
+          <w:p>
+            <w:r>
+              <w:t>e2e: run_e2e.py</w:t>
+            </w:r>
+          </w:p>
+        </w:tc>
+      </w:tr>
+      <w:tr>
+        <w:tc>
+          <w:tcPr>
+            <w:tcW w:type="dxa" w:w="2160"/>
+          </w:tcPr>
+          <w:p>
+            <w:r>
+              <w:t>TC-F065</w:t>
+            </w:r>
+          </w:p>
+        </w:tc>
+        <w:tc>
+          <w:tcPr>
+            <w:tcW w:type="dxa" w:w="2160"/>
+          </w:tcPr>
+          <w:p>
+            <w:r>
+              <w:t>viewer</w:t>
+            </w:r>
+          </w:p>
+        </w:tc>
+        <w:tc>
+          <w:tcPr>
+            <w:tcW w:type="dxa" w:w="2160"/>
+          </w:tcPr>
+          <w:p>
+            <w:r>
+              <w:t>personal controls stay usable, data read-only</w:t>
+            </w:r>
+          </w:p>
+        </w:tc>
+        <w:tc>
+          <w:tcPr>
+            <w:tcW w:type="dxa" w:w="2160"/>
+          </w:tcPr>
+          <w:p>
+            <w:r>
+              <w:t>e2e: run_e2e.py</w:t>
+            </w:r>
+          </w:p>
+        </w:tc>
+      </w:tr>
+      <w:tr>
+        <w:tc>
+          <w:tcPr>
+            <w:tcW w:type="dxa" w:w="2160"/>
+          </w:tcPr>
+          <w:p>
+            <w:r>
+              <w:t>TC-F066</w:t>
             </w:r>
           </w:p>
         </w:tc>
@@ -5359,7 +5443,7 @@
         <w:rPr>
           <w:i/>
         </w:rPr>
-        <w:t>Сгенерировано из набора тестов приложения «Управление стримами и командами» v2.12.0 (30.10.2026). Публикуется и обновляется при каждом релизе.</w:t>
+        <w:t>Сгенерировано из набора тестов приложения «Управление стримами и командами» v2.13.0 (30.10.2026). Публикуется и обновляется при каждом релизе.</w:t>
       </w:r>
     </w:p>
     <w:sectPr>

--- a/Тестовая документация/Тестовая_документация_Управление_стримами_и_командами.docx
+++ b/Тестовая документация/Тестовая_документация_Управление_стримами_и_командами.docx
@@ -15,7 +15,7 @@
         <w:rPr>
           <w:i/>
         </w:rPr>
-        <w:t>Управление стримами и командами · v2.13.0 · 30.10.2026</w:t>
+        <w:t>Управление стримами и командами · v2.13.1 · 30.10.2026</w:t>
       </w:r>
     </w:p>
     <w:p>
@@ -1045,7 +1045,7 @@
     </w:p>
     <w:p>
       <w:r>
-        <w:t>Всего автоматизированных проверок: 85 (frontend e2e: 67 + smoke по всем разделам; backend: 15; analytics: 3). Все кейсы автоматизированы и входят в регрессию `make test`.</w:t>
+        <w:t>Всего автоматизированных проверок: 86 (frontend e2e: 68 + smoke по всем разделам; backend: 15; analytics: 3). Все кейсы автоматизированы и входят в регрессию `make test`.</w:t>
       </w:r>
     </w:p>
     <w:p>
@@ -3075,17 +3075,17 @@
           </w:tcPr>
           <w:p>
             <w:r>
-              <w:t>sgantt</w:t>
-            </w:r>
-          </w:p>
-        </w:tc>
-        <w:tc>
-          <w:tcPr>
-            <w:tcW w:type="dxa" w:w="2160"/>
-          </w:tcPr>
-          <w:p>
-            <w:r>
-              <w:t>stream Gantt — features → teams → stories, PI iterations, cross-team arrows</w:t>
+              <w:t>hgtbar</w:t>
+            </w:r>
+          </w:p>
+        </w:tc>
+        <w:tc>
+          <w:tcPr>
+            <w:tcW w:type="dxa" w:w="2160"/>
+          </w:tcPr>
+          <w:p>
+            <w:r>
+              <w:t>toolbar — one control height, search group wraps as a whole, legend stays in place</w:t>
             </w:r>
           </w:p>
         </w:tc>
@@ -3117,17 +3117,17 @@
           </w:tcPr>
           <w:p>
             <w:r>
-              <w:t>sgpptx</w:t>
-            </w:r>
-          </w:p>
-        </w:tc>
-        <w:tc>
-          <w:tcPr>
-            <w:tcW w:type="dxa" w:w="2160"/>
-          </w:tcPr>
-          <w:p>
-            <w:r>
-              <w:t>stream Gantt PPTX — overview, slide per feature, summary, dependencies</w:t>
+              <w:t>sgantt</w:t>
+            </w:r>
+          </w:p>
+        </w:tc>
+        <w:tc>
+          <w:tcPr>
+            <w:tcW w:type="dxa" w:w="2160"/>
+          </w:tcPr>
+          <w:p>
+            <w:r>
+              <w:t>stream Gantt — features → teams → stories, PI iterations, cross-team arrows</w:t>
             </w:r>
           </w:p>
         </w:tc>
@@ -3159,17 +3159,17 @@
           </w:tcPr>
           <w:p>
             <w:r>
-              <w:t>hgantt stream</w:t>
-            </w:r>
-          </w:p>
-        </w:tc>
-        <w:tc>
-          <w:tcPr>
-            <w:tcW w:type="dxa" w:w="2160"/>
-          </w:tcPr>
-          <w:p>
-            <w:r>
-              <w:t>stories of stream features grouped under the feature row</w:t>
+              <w:t>sgpptx</w:t>
+            </w:r>
+          </w:p>
+        </w:tc>
+        <w:tc>
+          <w:tcPr>
+            <w:tcW w:type="dxa" w:w="2160"/>
+          </w:tcPr>
+          <w:p>
+            <w:r>
+              <w:t>stream Gantt PPTX — overview, slide per feature, summary, dependencies</w:t>
             </w:r>
           </w:p>
         </w:tc>
@@ -3211,7 +3211,7 @@
           </w:tcPr>
           <w:p>
             <w:r>
-              <w:t>cross-team dependency marker on the stream feature row</w:t>
+              <w:t>stories of stream features grouped under the feature row</w:t>
             </w:r>
           </w:p>
         </w:tc>
@@ -3243,17 +3243,17 @@
           </w:tcPr>
           <w:p>
             <w:r>
-              <w:t>status-report</w:t>
-            </w:r>
-          </w:p>
-        </w:tc>
-        <w:tc>
-          <w:tcPr>
-            <w:tcW w:type="dxa" w:w="2160"/>
-          </w:tcPr>
-          <w:p>
-            <w:r>
-              <w:t>RAG summary generated from data</w:t>
+              <w:t>hgantt stream</w:t>
+            </w:r>
+          </w:p>
+        </w:tc>
+        <w:tc>
+          <w:tcPr>
+            <w:tcW w:type="dxa" w:w="2160"/>
+          </w:tcPr>
+          <w:p>
+            <w:r>
+              <w:t>cross-team dependency marker on the stream feature row</w:t>
             </w:r>
           </w:p>
         </w:tc>
@@ -3285,17 +3285,17 @@
           </w:tcPr>
           <w:p>
             <w:r>
-              <w:t>pm-registers</w:t>
-            </w:r>
-          </w:p>
-        </w:tc>
-        <w:tc>
-          <w:tcPr>
-            <w:tcW w:type="dxa" w:w="2160"/>
-          </w:tcPr>
-          <w:p>
-            <w:r>
-              <w:t>change/issues/stakeholders/... + portfolio snapshot</w:t>
+              <w:t>status-report</w:t>
+            </w:r>
+          </w:p>
+        </w:tc>
+        <w:tc>
+          <w:tcPr>
+            <w:tcW w:type="dxa" w:w="2160"/>
+          </w:tcPr>
+          <w:p>
+            <w:r>
+              <w:t>RAG summary generated from data</w:t>
             </w:r>
           </w:p>
         </w:tc>
@@ -3327,17 +3327,17 @@
           </w:tcPr>
           <w:p>
             <w:r>
-              <w:t>health-perf</w:t>
-            </w:r>
-          </w:p>
-        </w:tc>
-        <w:tc>
-          <w:tcPr>
-            <w:tcW w:type="dxa" w:w="2160"/>
-          </w:tcPr>
-          <w:p>
-            <w:r>
-              <w:t>bus factor, DORA, aging WIP, say-do, health check</w:t>
+              <w:t>pm-registers</w:t>
+            </w:r>
+          </w:p>
+        </w:tc>
+        <w:tc>
+          <w:tcPr>
+            <w:tcW w:type="dxa" w:w="2160"/>
+          </w:tcPr>
+          <w:p>
+            <w:r>
+              <w:t>change/issues/stakeholders/... + portfolio snapshot</w:t>
             </w:r>
           </w:p>
         </w:tc>
@@ -3369,17 +3369,17 @@
           </w:tcPr>
           <w:p>
             <w:r>
-              <w:t>nav</w:t>
-            </w:r>
-          </w:p>
-        </w:tc>
-        <w:tc>
-          <w:tcPr>
-            <w:tcW w:type="dxa" w:w="2160"/>
-          </w:tcPr>
-          <w:p>
-            <w:r>
-              <w:t>unique ids, containers, regrouped blocks</w:t>
+              <w:t>health-perf</w:t>
+            </w:r>
+          </w:p>
+        </w:tc>
+        <w:tc>
+          <w:tcPr>
+            <w:tcW w:type="dxa" w:w="2160"/>
+          </w:tcPr>
+          <w:p>
+            <w:r>
+              <w:t>bus factor, DORA, aging WIP, say-do, health check</w:t>
             </w:r>
           </w:p>
         </w:tc>
@@ -3411,17 +3411,17 @@
           </w:tcPr>
           <w:p>
             <w:r>
-              <w:t>org</w:t>
-            </w:r>
-          </w:p>
-        </w:tc>
-        <w:tc>
-          <w:tcPr>
-            <w:tcW w:type="dxa" w:w="2160"/>
-          </w:tcPr>
-          <w:p>
-            <w:r>
-              <w:t>streams &amp; teams — isolation, templates, switching, context</w:t>
+              <w:t>nav</w:t>
+            </w:r>
+          </w:p>
+        </w:tc>
+        <w:tc>
+          <w:tcPr>
+            <w:tcW w:type="dxa" w:w="2160"/>
+          </w:tcPr>
+          <w:p>
+            <w:r>
+              <w:t>unique ids, containers, regrouped blocks</w:t>
             </w:r>
           </w:p>
         </w:tc>
@@ -3463,7 +3463,7 @@
           </w:tcPr>
           <w:p>
             <w:r>
-              <w:t>import a team from JSON export</w:t>
+              <w:t>streams &amp; teams — isolation, templates, switching, context</w:t>
             </w:r>
           </w:p>
         </w:tc>
@@ -3505,7 +3505,7 @@
           </w:tcPr>
           <w:p>
             <w:r>
-              <w:t>header switcher lists teams and switches</w:t>
+              <w:t>import a team from JSON export</w:t>
             </w:r>
           </w:p>
         </w:tc>
@@ -3547,7 +3547,7 @@
           </w:tcPr>
           <w:p>
             <w:r>
-              <w:t>empty team renders every section</w:t>
+              <w:t>header switcher lists teams and switches</w:t>
             </w:r>
           </w:p>
         </w:tc>
@@ -3579,17 +3579,17 @@
           </w:tcPr>
           <w:p>
             <w:r>
-              <w:t>stream</w:t>
-            </w:r>
-          </w:p>
-        </w:tc>
-        <w:tc>
-          <w:tcPr>
-            <w:tcW w:type="dxa" w:w="2160"/>
-          </w:tcPr>
-          <w:p>
-            <w:r>
-              <w:t>aggregation, feature stories, PI board, predictability, ROAM, SoS</w:t>
+              <w:t>org</w:t>
+            </w:r>
+          </w:p>
+        </w:tc>
+        <w:tc>
+          <w:tcPr>
+            <w:tcW w:type="dxa" w:w="2160"/>
+          </w:tcPr>
+          <w:p>
+            <w:r>
+              <w:t>empty team renders every section</w:t>
             </w:r>
           </w:p>
         </w:tc>
@@ -3631,7 +3631,7 @@
           </w:tcPr>
           <w:p>
             <w:r>
-              <w:t>feature kanban, System Demo agenda, burn-up charts</w:t>
+              <w:t>aggregation, feature stories, PI board, predictability, ROAM, SoS</w:t>
             </w:r>
           </w:p>
         </w:tc>
@@ -3663,17 +3663,17 @@
           </w:tcPr>
           <w:p>
             <w:r>
-              <w:t>stream dashboard</w:t>
-            </w:r>
-          </w:p>
-        </w:tc>
-        <w:tc>
-          <w:tcPr>
-            <w:tcW w:type="dxa" w:w="2160"/>
-          </w:tcPr>
-          <w:p>
-            <w:r>
-              <w:t>aggregates, alerts, tabs, matrix/cards, panel, snapshots</w:t>
+              <w:t>stream</w:t>
+            </w:r>
+          </w:p>
+        </w:tc>
+        <w:tc>
+          <w:tcPr>
+            <w:tcW w:type="dxa" w:w="2160"/>
+          </w:tcPr>
+          <w:p>
+            <w:r>
+              <w:t>feature kanban, System Demo agenda, burn-up charts</w:t>
             </w:r>
           </w:p>
         </w:tc>
@@ -3705,17 +3705,17 @@
           </w:tcPr>
           <w:p>
             <w:r>
-              <w:t>stream maturity</w:t>
-            </w:r>
-          </w:p>
-        </w:tc>
-        <w:tc>
-          <w:tcPr>
-            <w:tcW w:type="dxa" w:w="2160"/>
-          </w:tcPr>
-          <w:p>
-            <w:r>
-              <w:t>votes, RTE final, indicators, mismatch, config, improvements</w:t>
+              <w:t>stream dashboard</w:t>
+            </w:r>
+          </w:p>
+        </w:tc>
+        <w:tc>
+          <w:tcPr>
+            <w:tcW w:type="dxa" w:w="2160"/>
+          </w:tcPr>
+          <w:p>
+            <w:r>
+              <w:t>aggregates, alerts, tabs, matrix/cards, panel, snapshots</w:t>
             </w:r>
           </w:p>
         </w:tc>
@@ -3747,17 +3747,17 @@
           </w:tcPr>
           <w:p>
             <w:r>
-              <w:t>ergonomics</w:t>
-            </w:r>
-          </w:p>
-        </w:tc>
-        <w:tc>
-          <w:tcPr>
-            <w:tcW w:type="dxa" w:w="2160"/>
-          </w:tcPr>
-          <w:p>
-            <w:r>
-              <w:t>lazy views, compact nav levels/hubs/tabs/search, quick create</w:t>
+              <w:t>stream maturity</w:t>
+            </w:r>
+          </w:p>
+        </w:tc>
+        <w:tc>
+          <w:tcPr>
+            <w:tcW w:type="dxa" w:w="2160"/>
+          </w:tcPr>
+          <w:p>
+            <w:r>
+              <w:t>votes, RTE final, indicators, mismatch, config, improvements</w:t>
             </w:r>
           </w:p>
         </w:tc>
@@ -3789,17 +3789,17 @@
           </w:tcPr>
           <w:p>
             <w:r>
-              <w:t>scenarios</w:t>
-            </w:r>
-          </w:p>
-        </w:tc>
-        <w:tc>
-          <w:tcPr>
-            <w:tcW w:type="dxa" w:w="2160"/>
-          </w:tcPr>
-          <w:p>
-            <w:r>
-              <w:t>my day, first steps, new stream wizard</w:t>
+              <w:t>ergonomics</w:t>
+            </w:r>
+          </w:p>
+        </w:tc>
+        <w:tc>
+          <w:tcPr>
+            <w:tcW w:type="dxa" w:w="2160"/>
+          </w:tcPr>
+          <w:p>
+            <w:r>
+              <w:t>lazy views, compact nav levels/hubs/tabs/search, quick create</w:t>
             </w:r>
           </w:p>
         </w:tc>
@@ -3831,17 +3831,17 @@
           </w:tcPr>
           <w:p>
             <w:r>
-              <w:t>profile</w:t>
-            </w:r>
-          </w:p>
-        </w:tc>
-        <w:tc>
-          <w:tcPr>
-            <w:tcW w:type="dxa" w:w="2160"/>
-          </w:tcPr>
-          <w:p>
-            <w:r>
-              <w:t>who am I, my work/time, mentions, settings, server binding &amp; own password</w:t>
+              <w:t>scenarios</w:t>
+            </w:r>
+          </w:p>
+        </w:tc>
+        <w:tc>
+          <w:tcPr>
+            <w:tcW w:type="dxa" w:w="2160"/>
+          </w:tcPr>
+          <w:p>
+            <w:r>
+              <w:t>my day, first steps, new stream wizard</w:t>
             </w:r>
           </w:p>
         </w:tc>
@@ -3873,17 +3873,17 @@
           </w:tcPr>
           <w:p>
             <w:r>
-              <w:t>viewer</w:t>
-            </w:r>
-          </w:p>
-        </w:tc>
-        <w:tc>
-          <w:tcPr>
-            <w:tcW w:type="dxa" w:w="2160"/>
-          </w:tcPr>
-          <w:p>
-            <w:r>
-              <w:t>personal controls stay usable, data read-only</w:t>
+              <w:t>profile</w:t>
+            </w:r>
+          </w:p>
+        </w:tc>
+        <w:tc>
+          <w:tcPr>
+            <w:tcW w:type="dxa" w:w="2160"/>
+          </w:tcPr>
+          <w:p>
+            <w:r>
+              <w:t>who am I, my work/time, mentions, settings, server binding &amp; own password</w:t>
             </w:r>
           </w:p>
         </w:tc>
@@ -3906,6 +3906,48 @@
           <w:p>
             <w:r>
               <w:t>TC-F066</w:t>
+            </w:r>
+          </w:p>
+        </w:tc>
+        <w:tc>
+          <w:tcPr>
+            <w:tcW w:type="dxa" w:w="2160"/>
+          </w:tcPr>
+          <w:p>
+            <w:r>
+              <w:t>viewer</w:t>
+            </w:r>
+          </w:p>
+        </w:tc>
+        <w:tc>
+          <w:tcPr>
+            <w:tcW w:type="dxa" w:w="2160"/>
+          </w:tcPr>
+          <w:p>
+            <w:r>
+              <w:t>personal controls stay usable, data read-only</w:t>
+            </w:r>
+          </w:p>
+        </w:tc>
+        <w:tc>
+          <w:tcPr>
+            <w:tcW w:type="dxa" w:w="2160"/>
+          </w:tcPr>
+          <w:p>
+            <w:r>
+              <w:t>e2e: run_e2e.py</w:t>
+            </w:r>
+          </w:p>
+        </w:tc>
+      </w:tr>
+      <w:tr>
+        <w:tc>
+          <w:tcPr>
+            <w:tcW w:type="dxa" w:w="2160"/>
+          </w:tcPr>
+          <w:p>
+            <w:r>
+              <w:t>TC-F067</w:t>
             </w:r>
           </w:p>
         </w:tc>
@@ -5443,7 +5485,7 @@
         <w:rPr>
           <w:i/>
         </w:rPr>
-        <w:t>Сгенерировано из набора тестов приложения «Управление стримами и командами» v2.13.0 (30.10.2026). Публикуется и обновляется при каждом релизе.</w:t>
+        <w:t>Сгенерировано из набора тестов приложения «Управление стримами и командами» v2.13.1 (30.10.2026). Публикуется и обновляется при каждом релизе.</w:t>
       </w:r>
     </w:p>
     <w:sectPr>
